--- a/Adhera_Project_Report.docx
+++ b/Adhera_Project_Report.docx
@@ -50,7 +50,7 @@
           <w:sz w:val="32"/>
           <w:szCs w:val="32"/>
         </w:rPr>
-        <w:t xml:space="preserve">Project Report &amp; Roadmap</w:t>
+        <w:t xml:space="preserve">Progress Report &amp; Roadmap</w:t>
       </w:r>
     </w:p>
     <w:p>
@@ -63,7 +63,7 @@
           <w:sz w:val="22"/>
           <w:szCs w:val="22"/>
         </w:rPr>
-        <w:t xml:space="preserve">Prepared: July 2026</w:t>
+        <w:t xml:space="preserve">Prepared: September 2026</w:t>
       </w:r>
     </w:p>
     <w:p>
@@ -76,7 +76,7 @@
           <w:sz w:val="22"/>
           <w:szCs w:val="22"/>
         </w:rPr>
-        <w:t xml:space="preserve">Version 2.0</w:t>
+        <w:t xml:space="preserve">Version 3.0</w:t>
       </w:r>
     </w:p>
     <w:p>
@@ -104,7 +104,7 @@
           <w:sz w:val="21"/>
           <w:szCs w:val="21"/>
         </w:rPr>
-        <w:t xml:space="preserve">Adhera is a modern medication tracking web application built with Next.js 16 and Supabase. Designed for patients, caregivers, and healthcare providers, it combines a clean, accessible interface with robust backend services to help users stay on top of their medication schedules. The app is deployed on Vercel and is being progressively refined toward a production-ready public launch.</w:t>
+        <w:t xml:space="preserve">Adhera is a modern, multilingual medication tracking application built with Next.js and Supabase. Designed for patients, caregivers, and healthcare providers, it combines a clean, accessible interface with robust backend services to help users stay on top of their medication schedules. The web app is deployed on Vercel at https://www.useadhera.com, and native Android/iOS shells are packaged with Capacitor and built continuously by Codemagic.</w:t>
       </w:r>
     </w:p>
     <w:p>
@@ -116,7 +116,7 @@
           <w:sz w:val="21"/>
           <w:szCs w:val="21"/>
         </w:rPr>
-        <w:t xml:space="preserve">As of July 2026, Adhera is live with core features operational: email OTP authentication, Google OAuth, medication management, dose tracking with push notifications, adherence analytics with PDF reports, doctor report sharing, Paystack subscription billing, and a PWA-optimized experience for iPhone users. The app is now entering beta testing with a focus on regulatory compliance for US (HIPAA) and EU (GDPR) market entry.</w:t>
+        <w:t xml:space="preserve">As of September 2026, Adhera is in beta testing with most core and growth features operational: email OTP and Google OAuth authentication, medication management, dose tracking with push notifications, adherence analytics and PDF/CSV reports, doctor report sharing, vitals tracking, family/caregiver sharing, a community feed, gamification, a lock-screen Medical ID, biometric-style sign-in UX, and a 12-language interface. Billing runs through FastSpring (global subscriptions) with Paystack handling supported African markets. The codebase is lint-clean (0 ESLint errors), and the Android release pipeline produces a signed AAB/APK, on the way to store submission.</w:t>
       </w:r>
     </w:p>
     <w:p>
@@ -144,7 +144,7 @@
           <w:sz w:val="21"/>
           <w:szCs w:val="21"/>
         </w:rPr>
-        <w:t xml:space="preserve">The project was initiated as a solo-developer effort to create a personal medication management tool that prioritizes user experience, adherence tracking, and reliable push notifications. The development process has evolved through several phases of iteration, each building on feedback from real-world testing on an iPhone.</w:t>
+        <w:t xml:space="preserve">The project began as a solo-developer effort to create a personal medication management tool that prioritizes user experience, adherence tracking, and reliable push notifications. Development has evolved through iterative phases, each building on real-world testing on an iPhone, the web, and now Android emulators.</w:t>
       </w:r>
     </w:p>
     <w:p>
@@ -194,24 +194,24 @@
           <w:sz w:val="21"/>
           <w:szCs w:val="21"/>
         </w:rPr>
-        <w:t xml:space="preserve">Tech stack selection: Next.js 16 (App Router) for the frontend, Supabase for authentication + database + storage, Vercel for hosting.</w:t>
-      </w:r>
-    </w:p>
-    <w:p>
-      <w:pPr>
-        <w:pStyle w:val="ListParagraph"/>
-        <w:numPr>
-          <w:ilvl w:val="0"/>
-          <w:numId w:val="1"/>
-        </w:numPr>
-        <w:spacing w:after="60" w:line="260"/>
-      </w:pPr>
-      <w:r>
-        <w:rPr>
-          <w:sz w:val="21"/>
-          <w:szCs w:val="21"/>
-        </w:rPr>
-        <w:t xml:space="preserve">Initial prototype built with core features: user auth (email + Google OAuth), medication CRUD, dose logging, basic notification support.</w:t>
+        <w:t xml:space="preserve">Tech stack selection: Next.js (App Router) frontend, Supabase for authentication + database + storage + serverless edge functions, Vercel for hosting.</w:t>
+      </w:r>
+    </w:p>
+    <w:p>
+      <w:pPr>
+        <w:pStyle w:val="ListParagraph"/>
+        <w:numPr>
+          <w:ilvl w:val="0"/>
+          <w:numId w:val="1"/>
+        </w:numPr>
+        <w:spacing w:after="60" w:line="260"/>
+      </w:pPr>
+      <w:r>
+        <w:rPr>
+          <w:sz w:val="21"/>
+          <w:szCs w:val="21"/>
+        </w:rPr>
+        <w:t xml:space="preserve">Initial prototype: user auth (email + Google OAuth), medication CRUD, dose logging, basic notification support.</w:t>
       </w:r>
     </w:p>
     <w:p>
@@ -244,58 +244,75 @@
           <w:sz w:val="21"/>
           <w:szCs w:val="21"/>
         </w:rPr>
-        <w:t xml:space="preserve">Authentication: Email/password signup and Google OAuth integration via Supabase Auth. Login, signup, password reset flows built into a unified AuthScreen component.</w:t>
-      </w:r>
-    </w:p>
-    <w:p>
-      <w:pPr>
-        <w:pStyle w:val="ListParagraph"/>
-        <w:numPr>
-          <w:ilvl w:val="0"/>
-          <w:numId w:val="1"/>
-        </w:numPr>
-        <w:spacing w:after="60" w:line="260"/>
-      </w:pPr>
-      <w:r>
-        <w:rPr>
-          <w:sz w:val="21"/>
-          <w:szCs w:val="21"/>
-        </w:rPr>
-        <w:t xml:space="preserve">Medication management: Full CRUD via MedSheet bottom-sheet component. Fields include name, dosage, interval, times-per-day, course duration, start date, color-coded appearance.</w:t>
-      </w:r>
-    </w:p>
-    <w:p>
-      <w:pPr>
-        <w:pStyle w:val="ListParagraph"/>
-        <w:numPr>
-          <w:ilvl w:val="0"/>
-          <w:numId w:val="1"/>
-        </w:numPr>
-        <w:spacing w:after="60" w:line="260"/>
-      </w:pPr>
-      <w:r>
-        <w:rPr>
-          <w:sz w:val="21"/>
-          <w:szCs w:val="21"/>
-        </w:rPr>
-        <w:t xml:space="preserve">Dose tracking: Dose logging with journal support, refill date tracking, streak calculation, daily adherence percentage.</w:t>
-      </w:r>
-    </w:p>
-    <w:p>
-      <w:pPr>
-        <w:pStyle w:val="ListParagraph"/>
-        <w:numPr>
-          <w:ilvl w:val="0"/>
-          <w:numId w:val="1"/>
-        </w:numPr>
-        <w:spacing w:after="60" w:line="260"/>
-      </w:pPr>
-      <w:r>
-        <w:rPr>
-          <w:sz w:val="21"/>
-          <w:szCs w:val="21"/>
-        </w:rPr>
-        <w:t xml:space="preserve">Schedule &amp; alarms: Notifications system (scheduleDoseAlarms) that runs timers client-side and via service worker. Supports wake/bedtime schedules, configurable reminder lead time, missed-dose detection and alerts.</w:t>
+        <w:t xml:space="preserve">Authentication: Email/password signup and Google OAuth via Supabase Auth; 6-digit OTP verification; password reset; unified AuthScreen component with a premium iOS-style transition screen.</w:t>
+      </w:r>
+    </w:p>
+    <w:p>
+      <w:pPr>
+        <w:pStyle w:val="ListParagraph"/>
+        <w:numPr>
+          <w:ilvl w:val="0"/>
+          <w:numId w:val="1"/>
+        </w:numPr>
+        <w:spacing w:after="60" w:line="260"/>
+      </w:pPr>
+      <w:r>
+        <w:rPr>
+          <w:sz w:val="21"/>
+          <w:szCs w:val="21"/>
+        </w:rPr>
+        <w:t xml:space="preserve">Medication management: Full CRUD via the MedSheet bottom sheet — name, dosage, interval, times-per-day, course duration, start date, color-coded appearance.</w:t>
+      </w:r>
+    </w:p>
+    <w:p>
+      <w:pPr>
+        <w:pStyle w:val="ListParagraph"/>
+        <w:numPr>
+          <w:ilvl w:val="0"/>
+          <w:numId w:val="1"/>
+        </w:numPr>
+        <w:spacing w:after="60" w:line="260"/>
+      </w:pPr>
+      <w:r>
+        <w:rPr>
+          <w:sz w:val="21"/>
+          <w:szCs w:val="21"/>
+        </w:rPr>
+        <w:t xml:space="preserve">Dose tracking: Dose logging with journal support, refill date tracking, streak calculation, daily adherence percentage, missed-dose detection.</w:t>
+      </w:r>
+    </w:p>
+    <w:p>
+      <w:pPr>
+        <w:pStyle w:val="ListParagraph"/>
+        <w:numPr>
+          <w:ilvl w:val="0"/>
+          <w:numId w:val="1"/>
+        </w:numPr>
+        <w:spacing w:after="60" w:line="260"/>
+      </w:pPr>
+      <w:r>
+        <w:rPr>
+          <w:sz w:val="21"/>
+          <w:szCs w:val="21"/>
+        </w:rPr>
+        <w:t xml:space="preserve">Schedule &amp; alarms: Notification system (scheduleDoseAlarms) with client-side timers and a service worker; wake/bedtime schedules, configurable reminder lead time, full-screen alarm overlay with an audible beep.</w:t>
+      </w:r>
+    </w:p>
+    <w:p>
+      <w:pPr>
+        <w:pStyle w:val="ListParagraph"/>
+        <w:numPr>
+          <w:ilvl w:val="0"/>
+          <w:numId w:val="1"/>
+        </w:numPr>
+        <w:spacing w:after="60" w:line="260"/>
+      </w:pPr>
+      <w:r>
+        <w:rPr>
+          <w:sz w:val="21"/>
+          <w:szCs w:val="21"/>
+        </w:rPr>
+        <w:t xml:space="preserve">Reports &amp; analytics: Adherence history, facet charts, doctor-ready clinical summaries, PDF reports, and CSV export.</w:t>
       </w:r>
     </w:p>
     <w:p>
@@ -311,75 +328,126 @@
           <w:sz w:val="26"/>
           <w:szCs w:val="26"/>
         </w:rPr>
-        <w:t xml:space="preserve">2.3 UI/UX Refinement</w:t>
-      </w:r>
-    </w:p>
-    <w:p>
-      <w:pPr>
-        <w:pStyle w:val="ListParagraph"/>
-        <w:numPr>
-          <w:ilvl w:val="0"/>
-          <w:numId w:val="1"/>
-        </w:numPr>
-        <w:spacing w:after="60" w:line="260"/>
-      </w:pPr>
-      <w:r>
-        <w:rPr>
-          <w:sz w:val="21"/>
-          <w:szCs w:val="21"/>
-        </w:rPr>
-        <w:t xml:space="preserve">Tab-based layout (Today, Meds, History, Reports, Profile) with sticky bottom tab bar.</w:t>
-      </w:r>
-    </w:p>
-    <w:p>
-      <w:pPr>
-        <w:pStyle w:val="ListParagraph"/>
-        <w:numPr>
-          <w:ilvl w:val="0"/>
-          <w:numId w:val="1"/>
-        </w:numPr>
-        <w:spacing w:after="60" w:line="260"/>
-      </w:pPr>
-      <w:r>
-        <w:rPr>
-          <w:sz w:val="21"/>
-          <w:szCs w:val="21"/>
-        </w:rPr>
-        <w:t xml:space="preserve">Profile section with avatar upload (Supabase Storage), theme color picker, health condition, country/org field for enterprise users.</w:t>
-      </w:r>
-    </w:p>
-    <w:p>
-      <w:pPr>
-        <w:pStyle w:val="ListParagraph"/>
-        <w:numPr>
-          <w:ilvl w:val="0"/>
-          <w:numId w:val="1"/>
-        </w:numPr>
-        <w:spacing w:after="60" w:line="260"/>
-      </w:pPr>
-      <w:r>
-        <w:rPr>
-          <w:sz w:val="21"/>
-          <w:szCs w:val="21"/>
-        </w:rPr>
-        <w:t xml:space="preserve">Paywall/upgrade flow via UpgradeModal with Paystack (Africa) and Stripe (global) payment processing.</w:t>
-      </w:r>
-    </w:p>
-    <w:p>
-      <w:pPr>
-        <w:pStyle w:val="ListParagraph"/>
-        <w:numPr>
-          <w:ilvl w:val="0"/>
-          <w:numId w:val="1"/>
-        </w:numPr>
-        <w:spacing w:after="60" w:line="260"/>
-      </w:pPr>
-      <w:r>
-        <w:rPr>
-          <w:sz w:val="21"/>
-          <w:szCs w:val="21"/>
-        </w:rPr>
-        <w:t xml:space="preserve">Milestone celebration system that shows a notification when users hit 3, 7, 14, 30, 60, 90, or 180 day streaks.</w:t>
+        <w:t xml:space="preserve">2.3 Growth Features</w:t>
+      </w:r>
+    </w:p>
+    <w:p>
+      <w:pPr>
+        <w:pStyle w:val="ListParagraph"/>
+        <w:numPr>
+          <w:ilvl w:val="0"/>
+          <w:numId w:val="1"/>
+        </w:numPr>
+        <w:spacing w:after="60" w:line="260"/>
+      </w:pPr>
+      <w:r>
+        <w:rPr>
+          <w:sz w:val="21"/>
+          <w:szCs w:val="21"/>
+        </w:rPr>
+        <w:t xml:space="preserve">Vitals tracking: blood pressure, glucose, weight, pulse, temperature, oxygen, with trend charts and time-series logging.</w:t>
+      </w:r>
+    </w:p>
+    <w:p>
+      <w:pPr>
+        <w:pStyle w:val="ListParagraph"/>
+        <w:numPr>
+          <w:ilvl w:val="0"/>
+          <w:numId w:val="1"/>
+        </w:numPr>
+        <w:spacing w:after="60" w:line="260"/>
+      </w:pPr>
+      <w:r>
+        <w:rPr>
+          <w:sz w:val="21"/>
+          <w:szCs w:val="21"/>
+        </w:rPr>
+        <w:t xml:space="preserve">Family &amp; caregivers: linked member profiles, managed medication entry, per-member adherence, visit history, care notes, pending invites via email.</w:t>
+      </w:r>
+    </w:p>
+    <w:p>
+      <w:pPr>
+        <w:pStyle w:val="ListParagraph"/>
+        <w:numPr>
+          <w:ilvl w:val="0"/>
+          <w:numId w:val="1"/>
+        </w:numPr>
+        <w:spacing w:after="60" w:line="260"/>
+      </w:pPr>
+      <w:r>
+        <w:rPr>
+          <w:sz w:val="21"/>
+          <w:szCs w:val="21"/>
+        </w:rPr>
+        <w:t xml:space="preserve">Community: public feed with categories, posts, comments, and reactions for peer support.</w:t>
+      </w:r>
+    </w:p>
+    <w:p>
+      <w:pPr>
+        <w:pStyle w:val="ListParagraph"/>
+        <w:numPr>
+          <w:ilvl w:val="0"/>
+          <w:numId w:val="1"/>
+        </w:numPr>
+        <w:spacing w:after="60" w:line="260"/>
+      </w:pPr>
+      <w:r>
+        <w:rPr>
+          <w:sz w:val="21"/>
+          <w:szCs w:val="21"/>
+        </w:rPr>
+        <w:t xml:space="preserve">Gamification: streak milestones, badges, XP, daily challenges to sustain adherence motivation.</w:t>
+      </w:r>
+    </w:p>
+    <w:p>
+      <w:pPr>
+        <w:pStyle w:val="ListParagraph"/>
+        <w:numPr>
+          <w:ilvl w:val="0"/>
+          <w:numId w:val="1"/>
+        </w:numPr>
+        <w:spacing w:after="60" w:line="260"/>
+      </w:pPr>
+      <w:r>
+        <w:rPr>
+          <w:sz w:val="21"/>
+          <w:szCs w:val="21"/>
+        </w:rPr>
+        <w:t xml:space="preserve">Medical ID: lock-screen emergency info (blood type, allergies, conditions, medications, emergency contact) with multi-country dial codes.</w:t>
+      </w:r>
+    </w:p>
+    <w:p>
+      <w:pPr>
+        <w:pStyle w:val="ListParagraph"/>
+        <w:numPr>
+          <w:ilvl w:val="0"/>
+          <w:numId w:val="1"/>
+        </w:numPr>
+        <w:spacing w:after="60" w:line="260"/>
+      </w:pPr>
+      <w:r>
+        <w:rPr>
+          <w:sz w:val="21"/>
+          <w:szCs w:val="21"/>
+        </w:rPr>
+        <w:t xml:space="preserve">Side-effect tracker, interaction checker (built-in med database), journaling, and a reflection calendar.</w:t>
+      </w:r>
+    </w:p>
+    <w:p>
+      <w:pPr>
+        <w:pStyle w:val="ListParagraph"/>
+        <w:numPr>
+          <w:ilvl w:val="0"/>
+          <w:numId w:val="1"/>
+        </w:numPr>
+        <w:spacing w:after="60" w:line="260"/>
+      </w:pPr>
+      <w:r>
+        <w:rPr>
+          <w:sz w:val="21"/>
+          <w:szCs w:val="21"/>
+        </w:rPr>
+        <w:t xml:space="preserve">Localization: full UI translation in 12 languages including English, French, Spanish, Portuguese, Arabic, Swahili, Hausa, Igbo, Yoruba, Mandarin, German, and Italian.</w:t>
       </w:r>
     </w:p>
     <w:p>
@@ -412,92 +480,75 @@
           <w:sz w:val="21"/>
           <w:szCs w:val="21"/>
         </w:rPr>
-        <w:t xml:space="preserve">Refined the splash/loading experience with animated status messages ("Verifying your session" → "Syncing your data" → "Almost ready").</w:t>
-      </w:r>
-    </w:p>
-    <w:p>
-      <w:pPr>
-        <w:pStyle w:val="ListParagraph"/>
-        <w:numPr>
-          <w:ilvl w:val="0"/>
-          <w:numId w:val="1"/>
-        </w:numPr>
-        <w:spacing w:after="60" w:line="260"/>
-      </w:pPr>
-      <w:r>
-        <w:rPr>
-          <w:sz w:val="21"/>
-          <w:szCs w:val="21"/>
-        </w:rPr>
-        <w:t xml:space="preserve">Full-screen alarm overlay with beeping alarm sound, medication details, and dismiss interaction.</w:t>
-      </w:r>
-    </w:p>
-    <w:p>
-      <w:pPr>
-        <w:pStyle w:val="ListParagraph"/>
-        <w:numPr>
-          <w:ilvl w:val="0"/>
-          <w:numId w:val="1"/>
-        </w:numPr>
-        <w:spacing w:after="60" w:line="260"/>
-      </w:pPr>
-      <w:r>
-        <w:rPr>
-          <w:sz w:val="21"/>
-          <w:szCs w:val="21"/>
-        </w:rPr>
-        <w:t xml:space="preserve">Generated proper PWA icon set (PNG sizes from 48px to 512px + apple-touch-icon).</w:t>
-      </w:r>
-    </w:p>
-    <w:p>
-      <w:pPr>
-        <w:pStyle w:val="ListParagraph"/>
-        <w:numPr>
-          <w:ilvl w:val="0"/>
-          <w:numId w:val="1"/>
-        </w:numPr>
-        <w:spacing w:after="60" w:line="260"/>
-      </w:pPr>
-      <w:r>
-        <w:rPr>
-          <w:sz w:val="21"/>
-          <w:szCs w:val="21"/>
-        </w:rPr>
-        <w:t xml:space="preserve">Refactored hardcoded payment keys into environment variables.</w:t>
-      </w:r>
-    </w:p>
-    <w:p>
-      <w:pPr>
-        <w:pStyle w:val="ListParagraph"/>
-        <w:numPr>
-          <w:ilvl w:val="0"/>
-          <w:numId w:val="1"/>
-        </w:numPr>
-        <w:spacing w:after="60" w:line="260"/>
-      </w:pPr>
-      <w:r>
-        <w:rPr>
-          <w:sz w:val="21"/>
-          <w:szCs w:val="21"/>
-        </w:rPr>
-        <w:t xml:space="preserve">Added OpenGraph and Twitter Card meta tags for social sharing.</w:t>
-      </w:r>
-    </w:p>
-    <w:p>
-      <w:pPr>
-        <w:pStyle w:val="ListParagraph"/>
-        <w:numPr>
-          <w:ilvl w:val="0"/>
-          <w:numId w:val="1"/>
-        </w:numPr>
-        <w:spacing w:after="60" w:line="260"/>
-      </w:pPr>
-      <w:r>
-        <w:rPr>
-          <w:sz w:val="21"/>
-          <w:szCs w:val="21"/>
-        </w:rPr>
-        <w:t xml:space="preserve">Added .env.example for developer onboarding.</w:t>
+        <w:t xml:space="preserve">Refined splash/loading experience with animated status messages ("Verifying your session" → "Syncing your data" → "Almost ready").</w:t>
+      </w:r>
+    </w:p>
+    <w:p>
+      <w:pPr>
+        <w:pStyle w:val="ListParagraph"/>
+        <w:numPr>
+          <w:ilvl w:val="0"/>
+          <w:numId w:val="1"/>
+        </w:numPr>
+        <w:spacing w:after="60" w:line="260"/>
+      </w:pPr>
+      <w:r>
+        <w:rPr>
+          <w:sz w:val="21"/>
+          <w:szCs w:val="21"/>
+        </w:rPr>
+        <w:t xml:space="preserve">New brand identity: custom logo tile and full icon set (PNG sizes 48–512px, SVG, apple-touch-icon, Android adaptive icons).</w:t>
+      </w:r>
+    </w:p>
+    <w:p>
+      <w:pPr>
+        <w:pStyle w:val="ListParagraph"/>
+        <w:numPr>
+          <w:ilvl w:val="0"/>
+          <w:numId w:val="1"/>
+        </w:numPr>
+        <w:spacing w:after="60" w:line="260"/>
+      </w:pPr>
+      <w:r>
+        <w:rPr>
+          <w:sz w:val="21"/>
+          <w:szCs w:val="21"/>
+        </w:rPr>
+        <w:t xml:space="preserve">Premium iOS-light transition/loading screens centered on the brand logo, with film-grain, gradient underline, and animated orbital accents.</w:t>
+      </w:r>
+    </w:p>
+    <w:p>
+      <w:pPr>
+        <w:pStyle w:val="ListParagraph"/>
+        <w:numPr>
+          <w:ilvl w:val="0"/>
+          <w:numId w:val="1"/>
+        </w:numPr>
+        <w:spacing w:after="60" w:line="260"/>
+      </w:pPr>
+      <w:r>
+        <w:rPr>
+          <w:sz w:val="21"/>
+          <w:szCs w:val="21"/>
+        </w:rPr>
+        <w:t xml:space="preserve">Full-screen alarm overlay with beeping sound, medication details, and dismiss interaction.</w:t>
+      </w:r>
+    </w:p>
+    <w:p>
+      <w:pPr>
+        <w:pStyle w:val="ListParagraph"/>
+        <w:numPr>
+          <w:ilvl w:val="0"/>
+          <w:numId w:val="1"/>
+        </w:numPr>
+        <w:spacing w:after="60" w:line="260"/>
+      </w:pPr>
+      <w:r>
+        <w:rPr>
+          <w:sz w:val="21"/>
+          <w:szCs w:val="21"/>
+        </w:rPr>
+        <w:t xml:space="preserve">OpenGraph and Twitter Card meta tags; .env.example for developer onboarding; refactored hardcoded payment keys into environment variables.</w:t>
       </w:r>
     </w:p>
     <w:p>
@@ -513,92 +564,58 @@
           <w:sz w:val="26"/>
           <w:szCs w:val="26"/>
         </w:rPr>
-        <w:t xml:space="preserve">2.5 Payment &amp; Authentication Overhaul</w:t>
-      </w:r>
-    </w:p>
-    <w:p>
-      <w:pPr>
-        <w:pStyle w:val="ListParagraph"/>
-        <w:numPr>
-          <w:ilvl w:val="0"/>
-          <w:numId w:val="1"/>
-        </w:numPr>
-        <w:spacing w:after="60" w:line="260"/>
-      </w:pPr>
-      <w:r>
-        <w:rPr>
-          <w:sz w:val="21"/>
-          <w:szCs w:val="21"/>
-        </w:rPr>
-        <w:t xml:space="preserve">Switched Paystack from one-time payments to recurring subscription plans (Pro: PLN_w5rq3bkd5uh5mqj, Family: PLN_h9mlqfmujuh74c9).</w:t>
-      </w:r>
-    </w:p>
-    <w:p>
-      <w:pPr>
-        <w:pStyle w:val="ListParagraph"/>
-        <w:numPr>
-          <w:ilvl w:val="0"/>
-          <w:numId w:val="1"/>
-        </w:numPr>
-        <w:spacing w:after="60" w:line="260"/>
-      </w:pPr>
-      <w:r>
-        <w:rPr>
-          <w:sz w:val="21"/>
-          <w:szCs w:val="21"/>
-        </w:rPr>
-        <w:t xml:space="preserve">Replaced Paystack iframe integration (openIframe) with popup-based flow (openPopup) to bypass domain whitelist restrictions.</w:t>
-      </w:r>
-    </w:p>
-    <w:p>
-      <w:pPr>
-        <w:pStyle w:val="ListParagraph"/>
-        <w:numPr>
-          <w:ilvl w:val="0"/>
-          <w:numId w:val="1"/>
-        </w:numPr>
-        <w:spacing w:after="60" w:line="260"/>
-      </w:pPr>
-      <w:r>
-        <w:rPr>
-          <w:sz w:val="21"/>
-          <w:szCs w:val="21"/>
-        </w:rPr>
-        <w:t xml:space="preserve">Added Paystack redirect fallback handler (trxref URL parameter detection) for cases where popups are blocked.</w:t>
-      </w:r>
-    </w:p>
-    <w:p>
-      <w:pPr>
-        <w:pStyle w:val="ListParagraph"/>
-        <w:numPr>
-          <w:ilvl w:val="0"/>
-          <w:numId w:val="1"/>
-        </w:numPr>
-        <w:spacing w:after="60" w:line="260"/>
-      </w:pPr>
-      <w:r>
-        <w:rPr>
-          <w:sz w:val="21"/>
-          <w:szCs w:val="21"/>
-        </w:rPr>
-        <w:t xml:space="preserve">Switched Supabase Auth from magic links to 6-digit OTP verification codes.</w:t>
-      </w:r>
-    </w:p>
-    <w:p>
-      <w:pPr>
-        <w:pStyle w:val="ListParagraph"/>
-        <w:numPr>
-          <w:ilvl w:val="0"/>
-          <w:numId w:val="1"/>
-        </w:numPr>
-        <w:spacing w:after="60" w:line="260"/>
-      </w:pPr>
-      <w:r>
-        <w:rPr>
-          <w:sz w:val="21"/>
-          <w:szCs w:val="21"/>
-        </w:rPr>
-        <w:t xml:space="preserve">Set up Resend domain (useadhera.com) with auto-configured DNS, enabling email delivery for password resets and family invites.</w:t>
+        <w:t xml:space="preserve">2.5 Payments: FastSpring + Paystack</w:t>
+      </w:r>
+    </w:p>
+    <w:p>
+      <w:pPr>
+        <w:pStyle w:val="ListParagraph"/>
+        <w:numPr>
+          <w:ilvl w:val="0"/>
+          <w:numId w:val="1"/>
+        </w:numPr>
+        <w:spacing w:after="60" w:line="260"/>
+      </w:pPr>
+      <w:r>
+        <w:rPr>
+          <w:sz w:val="21"/>
+          <w:szCs w:val="21"/>
+        </w:rPr>
+        <w:t xml:space="preserve">Global recurring subscriptions (Pro / Family plans) migrated to FastSpring, with server-side order verification, signed webhooks, plan tags, refund detection, and anti-abuse rate limiting (app/api/fastspring/*).</w:t>
+      </w:r>
+    </w:p>
+    <w:p>
+      <w:pPr>
+        <w:pStyle w:val="ListParagraph"/>
+        <w:numPr>
+          <w:ilvl w:val="0"/>
+          <w:numId w:val="1"/>
+        </w:numPr>
+        <w:spacing w:after="60" w:line="260"/>
+      </w:pPr>
+      <w:r>
+        <w:rPr>
+          <w:sz w:val="21"/>
+          <w:szCs w:val="21"/>
+        </w:rPr>
+        <w:t xml:space="preserve">Country-aware routing: FastSpring for most global markets, Paystack for supported African markets (app/api/paystack/* with init/verify/webhook flows).</w:t>
+      </w:r>
+    </w:p>
+    <w:p>
+      <w:pPr>
+        <w:pStyle w:val="ListParagraph"/>
+        <w:numPr>
+          <w:ilvl w:val="0"/>
+          <w:numId w:val="1"/>
+        </w:numPr>
+        <w:spacing w:after="60" w:line="260"/>
+      </w:pPr>
+      <w:r>
+        <w:rPr>
+          <w:sz w:val="21"/>
+          <w:szCs w:val="21"/>
+        </w:rPr>
+        <w:t xml:space="preserve">Test mode fully exercised end-to-end; live catalog and credentials pending final setup.</w:t>
       </w:r>
     </w:p>
     <w:p>
@@ -631,58 +648,310 @@
           <w:sz w:val="21"/>
           <w:szCs w:val="21"/>
         </w:rPr>
-        <w:t xml:space="preserve">Added "Share with Doctor" feature to Reports tab — generates a clinical summary with adherence rate, streak, per-medication breakdown with Good/Fair/Poor status.</w:t>
-      </w:r>
-    </w:p>
-    <w:p>
-      <w:pPr>
-        <w:pStyle w:val="ListParagraph"/>
-        <w:numPr>
-          <w:ilvl w:val="0"/>
-          <w:numId w:val="1"/>
-        </w:numPr>
-        <w:spacing w:after="60" w:line="260"/>
-      </w:pPr>
-      <w:r>
-        <w:rPr>
-          <w:sz w:val="21"/>
-          <w:szCs w:val="21"/>
-        </w:rPr>
-        <w:t xml:space="preserve">Uses Web Share API for native iPhone sharing (WhatsApp, email, messages).</w:t>
-      </w:r>
-    </w:p>
-    <w:p>
-      <w:pPr>
-        <w:pStyle w:val="ListParagraph"/>
-        <w:numPr>
-          <w:ilvl w:val="0"/>
-          <w:numId w:val="1"/>
-        </w:numPr>
-        <w:spacing w:after="60" w:line="260"/>
-      </w:pPr>
-      <w:r>
-        <w:rPr>
-          <w:sz w:val="21"/>
-          <w:szCs w:val="21"/>
-        </w:rPr>
-        <w:t xml:space="preserve">Fallback: copies report to clipboard for manual sharing.</w:t>
-      </w:r>
-    </w:p>
-    <w:p>
-      <w:pPr>
-        <w:pStyle w:val="ListParagraph"/>
-        <w:numPr>
-          <w:ilvl w:val="0"/>
-          <w:numId w:val="1"/>
-        </w:numPr>
-        <w:spacing w:after="60" w:line="260"/>
-      </w:pPr>
-      <w:r>
-        <w:rPr>
-          <w:sz w:val="21"/>
-          <w:szCs w:val="21"/>
-        </w:rPr>
-        <w:t xml:space="preserve">Report format optimized for clinical communication — clean, concise, scannable.</w:t>
+        <w:t xml:space="preserve">"Share with Doctor" from the Reports tab: clinical summary with adherence rate, streak, and per-medication Good/Fair/Poor status.</w:t>
+      </w:r>
+    </w:p>
+    <w:p>
+      <w:pPr>
+        <w:pStyle w:val="ListParagraph"/>
+        <w:numPr>
+          <w:ilvl w:val="0"/>
+          <w:numId w:val="1"/>
+        </w:numPr>
+        <w:spacing w:after="60" w:line="260"/>
+      </w:pPr>
+      <w:r>
+        <w:rPr>
+          <w:sz w:val="21"/>
+          <w:szCs w:val="21"/>
+        </w:rPr>
+        <w:t xml:space="preserve">Uses the Web Share API for native iPhone sharing (WhatsApp, email, messages); clipboard fallback.</w:t>
+      </w:r>
+    </w:p>
+    <w:p>
+      <w:pPr>
+        <w:pStyle w:val="ListParagraph"/>
+        <w:numPr>
+          <w:ilvl w:val="0"/>
+          <w:numId w:val="1"/>
+        </w:numPr>
+        <w:spacing w:after="60" w:line="260"/>
+      </w:pPr>
+      <w:r>
+        <w:rPr>
+          <w:sz w:val="21"/>
+          <w:szCs w:val="21"/>
+        </w:rPr>
+        <w:t xml:space="preserve">Report format optimized for clinical communication — clean, concise, and scannable.</w:t>
+      </w:r>
+    </w:p>
+    <w:p>
+      <w:pPr>
+        <w:pStyle w:val="Heading2"/>
+        <w:spacing w:after="160" w:before="280"/>
+      </w:pPr>
+      <w:r>
+        <w:rPr>
+          <w:b/>
+          <w:bCs/>
+          <w:color w:val="5856D6"/>
+          <w:sz w:val="26"/>
+          <w:szCs w:val="26"/>
+        </w:rPr>
+        <w:t xml:space="preserve">2.7 Native Mobile Shells (Capacitor)</w:t>
+      </w:r>
+    </w:p>
+    <w:p>
+      <w:pPr>
+        <w:pStyle w:val="ListParagraph"/>
+        <w:numPr>
+          <w:ilvl w:val="0"/>
+          <w:numId w:val="1"/>
+        </w:numPr>
+        <w:spacing w:after="60" w:line="260"/>
+      </w:pPr>
+      <w:r>
+        <w:rPr>
+          <w:sz w:val="21"/>
+          <w:szCs w:val="21"/>
+        </w:rPr>
+        <w:t xml:space="preserve">Android and iOS projects scaffolded with Capacitor, loading the live web app (server.url set to https://www.useadhera.com).</w:t>
+      </w:r>
+    </w:p>
+    <w:p>
+      <w:pPr>
+        <w:pStyle w:val="ListParagraph"/>
+        <w:numPr>
+          <w:ilvl w:val="0"/>
+          <w:numId w:val="1"/>
+        </w:numPr>
+        <w:spacing w:after="60" w:line="260"/>
+      </w:pPr>
+      <w:r>
+        <w:rPr>
+          <w:sz w:val="21"/>
+          <w:szCs w:val="21"/>
+        </w:rPr>
+        <w:t xml:space="preserve">Android native icon set rebuilt and verified by SHA-256; app installed and tested on a Pixel-form-factor emulator and a Samsung Galaxy S24 device profile.</w:t>
+      </w:r>
+    </w:p>
+    <w:p>
+      <w:pPr>
+        <w:pStyle w:val="ListParagraph"/>
+        <w:numPr>
+          <w:ilvl w:val="0"/>
+          <w:numId w:val="1"/>
+        </w:numPr>
+        <w:spacing w:after="60" w:line="260"/>
+      </w:pPr>
+      <w:r>
+        <w:rPr>
+          <w:sz w:val="21"/>
+          <w:szCs w:val="21"/>
+        </w:rPr>
+        <w:t xml:space="preserve">Fixed stale native-view caching by versioning the service-worker cache (adhera-v3) and cache-busting logo assets (?v=3), verified from live traffic.</w:t>
+      </w:r>
+    </w:p>
+    <w:p>
+      <w:pPr>
+        <w:pStyle w:val="ListParagraph"/>
+        <w:numPr>
+          <w:ilvl w:val="0"/>
+          <w:numId w:val="1"/>
+        </w:numPr>
+        <w:spacing w:after="60" w:line="260"/>
+      </w:pPr>
+      <w:r>
+        <w:rPr>
+          <w:sz w:val="21"/>
+          <w:szCs w:val="21"/>
+        </w:rPr>
+        <w:t xml:space="preserve">Capacitor 8 CLI requires Node ≥22 — reflected in CI configuration.</w:t>
+      </w:r>
+    </w:p>
+    <w:p>
+      <w:pPr>
+        <w:pStyle w:val="Heading2"/>
+        <w:spacing w:after="160" w:before="280"/>
+      </w:pPr>
+      <w:r>
+        <w:rPr>
+          <w:b/>
+          <w:bCs/>
+          <w:color w:val="5856D6"/>
+          <w:sz w:val="26"/>
+          <w:szCs w:val="26"/>
+        </w:rPr>
+        <w:t xml:space="preserve">2.8 CI/CD &amp; Release Pipeline (Codemagic)</w:t>
+      </w:r>
+    </w:p>
+    <w:p>
+      <w:pPr>
+        <w:pStyle w:val="ListParagraph"/>
+        <w:numPr>
+          <w:ilvl w:val="0"/>
+          <w:numId w:val="1"/>
+        </w:numPr>
+        <w:spacing w:after="60" w:line="260"/>
+      </w:pPr>
+      <w:r>
+        <w:rPr>
+          <w:sz w:val="21"/>
+          <w:szCs w:val="21"/>
+        </w:rPr>
+        <w:t xml:space="preserve">codemagic.yaml defines android-release (AAB + APK, signed) and ios-release (IPA, App Store) workflows triggered on push/tag.</w:t>
+      </w:r>
+    </w:p>
+    <w:p>
+      <w:pPr>
+        <w:pStyle w:val="ListParagraph"/>
+        <w:numPr>
+          <w:ilvl w:val="0"/>
+          <w:numId w:val="1"/>
+        </w:numPr>
+        <w:spacing w:after="60" w:line="260"/>
+      </w:pPr>
+      <w:r>
+        <w:rPr>
+          <w:sz w:val="21"/>
+          <w:szCs w:val="21"/>
+        </w:rPr>
+        <w:t xml:space="preserve">Secret groups populated: android_keystore (base64 keystore + passwords + alias) and google_services (google-services.json for FCM).</w:t>
+      </w:r>
+    </w:p>
+    <w:p>
+      <w:pPr>
+        <w:pStyle w:val="ListParagraph"/>
+        <w:numPr>
+          <w:ilvl w:val="0"/>
+          <w:numId w:val="1"/>
+        </w:numPr>
+        <w:spacing w:after="60" w:line="260"/>
+      </w:pPr>
+      <w:r>
+        <w:rPr>
+          <w:sz w:val="21"/>
+          <w:szCs w:val="21"/>
+        </w:rPr>
+        <w:t xml:space="preserve">Android release build verified working after bumping the CI Node runtime to 22; artifacts: signed .aab, .apk, and mapping.txt.</w:t>
+      </w:r>
+    </w:p>
+    <w:p>
+      <w:pPr>
+        <w:pStyle w:val="ListParagraph"/>
+        <w:numPr>
+          <w:ilvl w:val="0"/>
+          <w:numId w:val="1"/>
+        </w:numPr>
+        <w:spacing w:after="60" w:line="260"/>
+      </w:pPr>
+      <w:r>
+        <w:rPr>
+          <w:sz w:val="21"/>
+          <w:szCs w:val="21"/>
+        </w:rPr>
+        <w:t xml:space="preserve">iOS build defined but blocked pending an Apple Developer account and the appstore_connect secret group.</w:t>
+      </w:r>
+    </w:p>
+    <w:p>
+      <w:pPr>
+        <w:pStyle w:val="ListParagraph"/>
+        <w:numPr>
+          <w:ilvl w:val="0"/>
+          <w:numId w:val="1"/>
+        </w:numPr>
+        <w:spacing w:after="60" w:line="260"/>
+      </w:pPr>
+      <w:r>
+        <w:rPr>
+          <w:sz w:val="21"/>
+          <w:szCs w:val="21"/>
+        </w:rPr>
+        <w:t xml:space="preserve">Google Play publishing block is ready behind a service-account credential once the Play Console app exists.</w:t>
+      </w:r>
+    </w:p>
+    <w:p>
+      <w:pPr>
+        <w:pStyle w:val="Heading2"/>
+        <w:spacing w:after="160" w:before="280"/>
+      </w:pPr>
+      <w:r>
+        <w:rPr>
+          <w:b/>
+          <w:bCs/>
+          <w:color w:val="5856D6"/>
+          <w:sz w:val="26"/>
+          <w:szCs w:val="26"/>
+        </w:rPr>
+        <w:t xml:space="preserve">2.9 Code Quality &amp; Maintainability</w:t>
+      </w:r>
+    </w:p>
+    <w:p>
+      <w:pPr>
+        <w:pStyle w:val="ListParagraph"/>
+        <w:numPr>
+          <w:ilvl w:val="0"/>
+          <w:numId w:val="1"/>
+        </w:numPr>
+        <w:spacing w:after="60" w:line="260"/>
+      </w:pPr>
+      <w:r>
+        <w:rPr>
+          <w:sz w:val="21"/>
+          <w:szCs w:val="21"/>
+        </w:rPr>
+        <w:t xml:space="preserve">Full ESLint sweep completed: react-hooks misuse (setState-in-effect, components created during render), any-types, unescaped entities, and raw &lt;a&gt; navigation converted to next/link — 0 errors remaining.</w:t>
+      </w:r>
+    </w:p>
+    <w:p>
+      <w:pPr>
+        <w:pStyle w:val="ListParagraph"/>
+        <w:numPr>
+          <w:ilvl w:val="0"/>
+          <w:numId w:val="1"/>
+        </w:numPr>
+        <w:spacing w:after="60" w:line="260"/>
+      </w:pPr>
+      <w:r>
+        <w:rPr>
+          <w:sz w:val="21"/>
+          <w:szCs w:val="21"/>
+        </w:rPr>
+        <w:t xml:space="preserve">Type-safe FastSpring handlers and typed Supabase data-access layer (lib/db.ts) using PostgrestError instead of any.</w:t>
+      </w:r>
+    </w:p>
+    <w:p>
+      <w:pPr>
+        <w:pStyle w:val="ListParagraph"/>
+        <w:numPr>
+          <w:ilvl w:val="0"/>
+          <w:numId w:val="1"/>
+        </w:numPr>
+        <w:spacing w:after="60" w:line="260"/>
+      </w:pPr>
+      <w:r>
+        <w:rPr>
+          <w:sz w:val="21"/>
+          <w:szCs w:val="21"/>
+        </w:rPr>
+        <w:t xml:space="preserve">eslint config scoped sensibly: build artifacts ignored, standalone scripts/ and Supabase edge functions get relaxed rules.</w:t>
+      </w:r>
+    </w:p>
+    <w:p>
+      <w:pPr>
+        <w:pStyle w:val="ListParagraph"/>
+        <w:numPr>
+          <w:ilvl w:val="0"/>
+          <w:numId w:val="1"/>
+        </w:numPr>
+        <w:spacing w:after="60" w:line="260"/>
+      </w:pPr>
+      <w:r>
+        <w:rPr>
+          <w:sz w:val="21"/>
+          <w:szCs w:val="21"/>
+        </w:rPr>
+        <w:t xml:space="preserve">Service worker cache hygiene and offline support revisited (adhera-api-v1, adhera-v3).</w:t>
       </w:r>
     </w:p>
     <w:p>
@@ -714,92 +983,75 @@
           <w:sz w:val="26"/>
           <w:szCs w:val="26"/>
         </w:rPr>
-        <w:t xml:space="preserve">3.1 Frontend</w:t>
-      </w:r>
-    </w:p>
-    <w:p>
-      <w:pPr>
-        <w:pStyle w:val="ListParagraph"/>
-        <w:numPr>
-          <w:ilvl w:val="0"/>
-          <w:numId w:val="1"/>
-        </w:numPr>
-        <w:spacing w:after="60" w:line="260"/>
-      </w:pPr>
-      <w:r>
-        <w:rPr>
-          <w:sz w:val="21"/>
-          <w:szCs w:val="21"/>
-        </w:rPr>
-        <w:t xml:space="preserve">Framework: Next.js 16 (App Router) with Turbopack for development builds.</w:t>
-      </w:r>
-    </w:p>
-    <w:p>
-      <w:pPr>
-        <w:pStyle w:val="ListParagraph"/>
-        <w:numPr>
-          <w:ilvl w:val="0"/>
-          <w:numId w:val="1"/>
-        </w:numPr>
-        <w:spacing w:after="60" w:line="260"/>
-      </w:pPr>
-      <w:r>
-        <w:rPr>
-          <w:sz w:val="21"/>
-          <w:szCs w:val="21"/>
-        </w:rPr>
-        <w:t xml:space="preserve">Language: JavaScript (JSX) with TypeScript for layout/metadata.</w:t>
-      </w:r>
-    </w:p>
-    <w:p>
-      <w:pPr>
-        <w:pStyle w:val="ListParagraph"/>
-        <w:numPr>
-          <w:ilvl w:val="0"/>
-          <w:numId w:val="1"/>
-        </w:numPr>
-        <w:spacing w:after="60" w:line="260"/>
-      </w:pPr>
-      <w:r>
-        <w:rPr>
-          <w:sz w:val="21"/>
-          <w:szCs w:val="21"/>
-        </w:rPr>
-        <w:t xml:space="preserve">Styling: CSS-in-JS via inline styles, global constants file (CSS constant), minimal Tailwind CSS.</w:t>
-      </w:r>
-    </w:p>
-    <w:p>
-      <w:pPr>
-        <w:pStyle w:val="ListParagraph"/>
-        <w:numPr>
-          <w:ilvl w:val="0"/>
-          <w:numId w:val="1"/>
-        </w:numPr>
-        <w:spacing w:after="60" w:line="260"/>
-      </w:pPr>
-      <w:r>
-        <w:rPr>
-          <w:sz w:val="21"/>
-          <w:szCs w:val="21"/>
-        </w:rPr>
-        <w:t xml:space="preserve">Key components: AuthScreen, MainApp, TodayTab, MedsTab, HistoryTab, ReportsTab, ProfileTab, MedSheet, Modals (DeleteConfirm, LogDose, Upgrade, FamilyInvite, Privacy, Terms), TransitionScreen, AlarmOverlay, SentOtpView, EnterprisePaymentView.</w:t>
-      </w:r>
-    </w:p>
-    <w:p>
-      <w:pPr>
-        <w:pStyle w:val="ListParagraph"/>
-        <w:numPr>
-          <w:ilvl w:val="0"/>
-          <w:numId w:val="1"/>
-        </w:numPr>
-        <w:spacing w:after="60" w:line="260"/>
-      </w:pPr>
-      <w:r>
-        <w:rPr>
-          <w:sz w:val="21"/>
-          <w:szCs w:val="21"/>
-        </w:rPr>
-        <w:t xml:space="preserve">PWA: Service worker (sw.js) for background notification scheduling, manifest.json for installability.</w:t>
+        <w:t xml:space="preserve">3.1 Frontend (Web)</w:t>
+      </w:r>
+    </w:p>
+    <w:p>
+      <w:pPr>
+        <w:pStyle w:val="ListParagraph"/>
+        <w:numPr>
+          <w:ilvl w:val="0"/>
+          <w:numId w:val="1"/>
+        </w:numPr>
+        <w:spacing w:after="60" w:line="260"/>
+      </w:pPr>
+      <w:r>
+        <w:rPr>
+          <w:sz w:val="21"/>
+          <w:szCs w:val="21"/>
+        </w:rPr>
+        <w:t xml:space="preserve">Framework: Next.js 16 (App Router) with Turbopack; React clients; styled via a global CSS constant and inline styles.</w:t>
+      </w:r>
+    </w:p>
+    <w:p>
+      <w:pPr>
+        <w:pStyle w:val="ListParagraph"/>
+        <w:numPr>
+          <w:ilvl w:val="0"/>
+          <w:numId w:val="1"/>
+        </w:numPr>
+        <w:spacing w:after="60" w:line="260"/>
+      </w:pPr>
+      <w:r>
+        <w:rPr>
+          <w:sz w:val="21"/>
+          <w:szCs w:val="21"/>
+        </w:rPr>
+        <w:t xml:space="preserve">Key components: AuthScreen, MainApp, TransitionScreen, AlarmOverlay, ForegroundAlert, TodayTab, MedsTab, VitalsTab, ReportsTab, HistoryTab, ProfileTab, CommunityTab, FamilyTab, GamificationTab, MedicalID, HealthJournal, AdherenceCalendar, MemberDetail, MedSheet, CheckoutSheet, VisitSheet, and more.</w:t>
+      </w:r>
+    </w:p>
+    <w:p>
+      <w:pPr>
+        <w:pStyle w:val="ListParagraph"/>
+        <w:numPr>
+          <w:ilvl w:val="0"/>
+          <w:numId w:val="1"/>
+        </w:numPr>
+        <w:spacing w:after="60" w:line="260"/>
+      </w:pPr>
+      <w:r>
+        <w:rPr>
+          <w:sz w:val="21"/>
+          <w:szCs w:val="21"/>
+        </w:rPr>
+        <w:t xml:space="preserve">PWA: service worker (sw.js, cache adhera-v3) + manifest for installability and background notification scheduling.</w:t>
+      </w:r>
+    </w:p>
+    <w:p>
+      <w:pPr>
+        <w:pStyle w:val="ListParagraph"/>
+        <w:numPr>
+          <w:ilvl w:val="0"/>
+          <w:numId w:val="1"/>
+        </w:numPr>
+        <w:spacing w:after="60" w:line="260"/>
+      </w:pPr>
+      <w:r>
+        <w:rPr>
+          <w:sz w:val="21"/>
+          <w:szCs w:val="21"/>
+        </w:rPr>
+        <w:t xml:space="preserve">i18n: custom translation layer (lib/i18n.js) covering 12 languages.</w:t>
       </w:r>
     </w:p>
     <w:p>
@@ -815,75 +1067,58 @@
           <w:sz w:val="26"/>
           <w:szCs w:val="26"/>
         </w:rPr>
-        <w:t xml:space="preserve">3.2 Backend</w:t>
-      </w:r>
-    </w:p>
-    <w:p>
-      <w:pPr>
-        <w:pStyle w:val="ListParagraph"/>
-        <w:numPr>
-          <w:ilvl w:val="0"/>
-          <w:numId w:val="1"/>
-        </w:numPr>
-        <w:spacing w:after="60" w:line="260"/>
-      </w:pPr>
-      <w:r>
-        <w:rPr>
-          <w:sz w:val="21"/>
-          <w:szCs w:val="21"/>
-        </w:rPr>
-        <w:t xml:space="preserve">Database: Supabase (PostgreSQL) — tables: profiles, medications, dose_logs, family_members.</w:t>
-      </w:r>
-    </w:p>
-    <w:p>
-      <w:pPr>
-        <w:pStyle w:val="ListParagraph"/>
-        <w:numPr>
-          <w:ilvl w:val="0"/>
-          <w:numId w:val="1"/>
-        </w:numPr>
-        <w:spacing w:after="60" w:line="260"/>
-      </w:pPr>
-      <w:r>
-        <w:rPr>
-          <w:sz w:val="21"/>
-          <w:szCs w:val="21"/>
-        </w:rPr>
-        <w:t xml:space="preserve">Authentication: Supabase Auth with email OTP (6-digit codes) and Google OAuth. Row-level security (RLS) policies for data isolation.</w:t>
-      </w:r>
-    </w:p>
-    <w:p>
-      <w:pPr>
-        <w:pStyle w:val="ListParagraph"/>
-        <w:numPr>
-          <w:ilvl w:val="0"/>
-          <w:numId w:val="1"/>
-        </w:numPr>
-        <w:spacing w:after="60" w:line="260"/>
-      </w:pPr>
-      <w:r>
-        <w:rPr>
-          <w:sz w:val="21"/>
-          <w:szCs w:val="21"/>
-        </w:rPr>
-        <w:t xml:space="preserve">Storage: Supabase Storage for profile avatar uploads.</w:t>
-      </w:r>
-    </w:p>
-    <w:p>
-      <w:pPr>
-        <w:pStyle w:val="ListParagraph"/>
-        <w:numPr>
-          <w:ilvl w:val="0"/>
-          <w:numId w:val="1"/>
-        </w:numPr>
-        <w:spacing w:after="60" w:line="260"/>
-      </w:pPr>
-      <w:r>
-        <w:rPr>
-          <w:sz w:val="21"/>
-          <w:szCs w:val="21"/>
-        </w:rPr>
-        <w:t xml:space="preserve">Hosting: Vercel (production URL: meditrack-delta-pied.vercel.app).</w:t>
+        <w:t xml:space="preserve">3.2 Mobile (Native Shells)</w:t>
+      </w:r>
+    </w:p>
+    <w:p>
+      <w:pPr>
+        <w:pStyle w:val="ListParagraph"/>
+        <w:numPr>
+          <w:ilvl w:val="0"/>
+          <w:numId w:val="1"/>
+        </w:numPr>
+        <w:spacing w:after="60" w:line="260"/>
+      </w:pPr>
+      <w:r>
+        <w:rPr>
+          <w:sz w:val="21"/>
+          <w:szCs w:val="21"/>
+        </w:rPr>
+        <w:t xml:space="preserve">Capacitor 8 projects under android/ and ios/, packaging the remote web app for the stores.</w:t>
+      </w:r>
+    </w:p>
+    <w:p>
+      <w:pPr>
+        <w:pStyle w:val="ListParagraph"/>
+        <w:numPr>
+          <w:ilvl w:val="0"/>
+          <w:numId w:val="1"/>
+        </w:numPr>
+        <w:spacing w:after="60" w:line="260"/>
+      </w:pPr>
+      <w:r>
+        <w:rPr>
+          <w:sz w:val="21"/>
+          <w:szCs w:val="21"/>
+        </w:rPr>
+        <w:t xml:space="preserve">Android: signed release build via Codemagic (keystore.properties generated from secrets), google-services.json restored in CI for FCM.</w:t>
+      </w:r>
+    </w:p>
+    <w:p>
+      <w:pPr>
+        <w:pStyle w:val="ListParagraph"/>
+        <w:numPr>
+          <w:ilvl w:val="0"/>
+          <w:numId w:val="1"/>
+        </w:numPr>
+        <w:spacing w:after="60" w:line="260"/>
+      </w:pPr>
+      <w:r>
+        <w:rPr>
+          <w:sz w:val="21"/>
+          <w:szCs w:val="21"/>
+        </w:rPr>
+        <w:t xml:space="preserve">Push: browser Notification API + service worker on web; FCM config present for native.</w:t>
       </w:r>
     </w:p>
     <w:p>
@@ -899,75 +1134,159 @@
           <w:sz w:val="26"/>
           <w:szCs w:val="26"/>
         </w:rPr>
-        <w:t xml:space="preserve">3.3 Integrations</w:t>
-      </w:r>
-    </w:p>
-    <w:p>
-      <w:pPr>
-        <w:pStyle w:val="ListParagraph"/>
-        <w:numPr>
-          <w:ilvl w:val="0"/>
-          <w:numId w:val="1"/>
-        </w:numPr>
-        <w:spacing w:after="60" w:line="260"/>
-      </w:pPr>
-      <w:r>
-        <w:rPr>
-          <w:sz w:val="21"/>
-          <w:szCs w:val="21"/>
-        </w:rPr>
-        <w:t xml:space="preserve">Payment: Paystack (Africa) with live subscription plans, Stripe (global) with test keys.</w:t>
-      </w:r>
-    </w:p>
-    <w:p>
-      <w:pPr>
-        <w:pStyle w:val="ListParagraph"/>
-        <w:numPr>
-          <w:ilvl w:val="0"/>
-          <w:numId w:val="1"/>
-        </w:numPr>
-        <w:spacing w:after="60" w:line="260"/>
-      </w:pPr>
-      <w:r>
-        <w:rPr>
-          <w:sz w:val="21"/>
-          <w:szCs w:val="21"/>
-        </w:rPr>
-        <w:t xml:space="preserve">Email: Resend SMTP — domain verified (useadhera.com), sender: noreply@useadhera.com.</w:t>
-      </w:r>
-    </w:p>
-    <w:p>
-      <w:pPr>
-        <w:pStyle w:val="ListParagraph"/>
-        <w:numPr>
-          <w:ilvl w:val="0"/>
-          <w:numId w:val="1"/>
-        </w:numPr>
-        <w:spacing w:after="60" w:line="260"/>
-      </w:pPr>
-      <w:r>
-        <w:rPr>
-          <w:sz w:val="21"/>
-          <w:szCs w:val="21"/>
-        </w:rPr>
-        <w:t xml:space="preserve">Push: Browser Notification API + Service Worker for dose alarms.</w:t>
-      </w:r>
-    </w:p>
-    <w:p>
-      <w:pPr>
-        <w:pStyle w:val="ListParagraph"/>
-        <w:numPr>
-          <w:ilvl w:val="0"/>
-          <w:numId w:val="1"/>
-        </w:numPr>
-        <w:spacing w:after="60" w:line="260"/>
-      </w:pPr>
-      <w:r>
-        <w:rPr>
-          <w:sz w:val="21"/>
-          <w:szCs w:val="21"/>
-        </w:rPr>
-        <w:t xml:space="preserve">Sharing: Web Share API for doctor report sharing (WhatsApp, email, messages).</w:t>
+        <w:t xml:space="preserve">3.3 Backend &amp; Data</w:t>
+      </w:r>
+    </w:p>
+    <w:p>
+      <w:pPr>
+        <w:pStyle w:val="ListParagraph"/>
+        <w:numPr>
+          <w:ilvl w:val="0"/>
+          <w:numId w:val="1"/>
+        </w:numPr>
+        <w:spacing w:after="60" w:line="260"/>
+      </w:pPr>
+      <w:r>
+        <w:rPr>
+          <w:sz w:val="21"/>
+          <w:szCs w:val="21"/>
+        </w:rPr>
+        <w:t xml:space="preserve">Database: Supabase (PostgreSQL) — profiles, medications, dose_logs, vitals, family_members, community_posts, payment_references, and related tables, guarded by row-level security.</w:t>
+      </w:r>
+    </w:p>
+    <w:p>
+      <w:pPr>
+        <w:pStyle w:val="ListParagraph"/>
+        <w:numPr>
+          <w:ilvl w:val="0"/>
+          <w:numId w:val="1"/>
+        </w:numPr>
+        <w:spacing w:after="60" w:line="260"/>
+      </w:pPr>
+      <w:r>
+        <w:rPr>
+          <w:sz w:val="21"/>
+          <w:szCs w:val="21"/>
+        </w:rPr>
+        <w:t xml:space="preserve">Authentication: Supabase Auth — email OTP (6-digit) + Google OAuth; password reset flows.</w:t>
+      </w:r>
+    </w:p>
+    <w:p>
+      <w:pPr>
+        <w:pStyle w:val="ListParagraph"/>
+        <w:numPr>
+          <w:ilvl w:val="0"/>
+          <w:numId w:val="1"/>
+        </w:numPr>
+        <w:spacing w:after="60" w:line="260"/>
+      </w:pPr>
+      <w:r>
+        <w:rPr>
+          <w:sz w:val="21"/>
+          <w:szCs w:val="21"/>
+        </w:rPr>
+        <w:t xml:space="preserve">Edge functions: supabase/functions/send-reminders for scheduled medication reminders.</w:t>
+      </w:r>
+    </w:p>
+    <w:p>
+      <w:pPr>
+        <w:pStyle w:val="ListParagraph"/>
+        <w:numPr>
+          <w:ilvl w:val="0"/>
+          <w:numId w:val="1"/>
+        </w:numPr>
+        <w:spacing w:after="60" w:line="260"/>
+      </w:pPr>
+      <w:r>
+        <w:rPr>
+          <w:sz w:val="21"/>
+          <w:szCs w:val="21"/>
+        </w:rPr>
+        <w:t xml:space="preserve">Serverless API routes (app/api/*): fastspring (init/verify/webhook), paystack (init/verify/webhook), account/delete, cron (manage, send-reminders, downgrade-expired), invite.</w:t>
+      </w:r>
+    </w:p>
+    <w:p>
+      <w:pPr>
+        <w:pStyle w:val="ListParagraph"/>
+        <w:numPr>
+          <w:ilvl w:val="0"/>
+          <w:numId w:val="1"/>
+        </w:numPr>
+        <w:spacing w:after="60" w:line="260"/>
+      </w:pPr>
+      <w:r>
+        <w:rPr>
+          <w:sz w:val="21"/>
+          <w:szCs w:val="21"/>
+        </w:rPr>
+        <w:t xml:space="preserve">Rate limiting for payment routes to mitigate abuse.</w:t>
+      </w:r>
+    </w:p>
+    <w:p>
+      <w:pPr>
+        <w:pStyle w:val="Heading2"/>
+        <w:spacing w:after="160" w:before="280"/>
+      </w:pPr>
+      <w:r>
+        <w:rPr>
+          <w:b/>
+          <w:bCs/>
+          <w:color w:val="5856D6"/>
+          <w:sz w:val="26"/>
+          <w:szCs w:val="26"/>
+        </w:rPr>
+        <w:t xml:space="preserve">3.4 Hosting &amp; CI/CD</w:t>
+      </w:r>
+    </w:p>
+    <w:p>
+      <w:pPr>
+        <w:pStyle w:val="ListParagraph"/>
+        <w:numPr>
+          <w:ilvl w:val="0"/>
+          <w:numId w:val="1"/>
+        </w:numPr>
+        <w:spacing w:after="60" w:line="260"/>
+      </w:pPr>
+      <w:r>
+        <w:rPr>
+          <w:sz w:val="21"/>
+          <w:szCs w:val="21"/>
+        </w:rPr>
+        <w:t xml:space="preserve">Web: Vercel, production at https://www.useadhera.com, auto-deploys on push to main.</w:t>
+      </w:r>
+    </w:p>
+    <w:p>
+      <w:pPr>
+        <w:pStyle w:val="ListParagraph"/>
+        <w:numPr>
+          <w:ilvl w:val="0"/>
+          <w:numId w:val="1"/>
+        </w:numPr>
+        <w:spacing w:after="60" w:line="260"/>
+      </w:pPr>
+      <w:r>
+        <w:rPr>
+          <w:sz w:val="21"/>
+          <w:szCs w:val="21"/>
+        </w:rPr>
+        <w:t xml:space="preserve">Mobile: Codemagic (macOS arm runners) — android-release and ios-release workflows defined in codemagic.yaml.</w:t>
+      </w:r>
+    </w:p>
+    <w:p>
+      <w:pPr>
+        <w:pStyle w:val="ListParagraph"/>
+        <w:numPr>
+          <w:ilvl w:val="0"/>
+          <w:numId w:val="1"/>
+        </w:numPr>
+        <w:spacing w:after="60" w:line="260"/>
+      </w:pPr>
+      <w:r>
+        <w:rPr>
+          <w:sz w:val="21"/>
+          <w:szCs w:val="21"/>
+        </w:rPr>
+        <w:t xml:space="preserve">Email: Resend SMTP, domain useadhera.com verified, sender noreply@useadhera.com.</w:t>
       </w:r>
     </w:p>
     <w:p>
@@ -1011,7 +1330,7 @@
           <w:sz w:val="21"/>
           <w:szCs w:val="21"/>
         </w:rPr>
-        <w:t xml:space="preserve">The most significant technical challenge. iOS Safari restricts the Notification API to websites added to the home screen as PWAs (iOS 16.4+). In regular Safari, Notification returns "unsupported". This limitation was documented and the user instructed to add Adhera to their home screen.</w:t>
+        <w:t xml:space="preserve">iOS Safari restricts the Notification API to PWAs added to the home screen (iOS 16.4+); in regular Safari it reports "unsupported". Users are guided to install Adhera to the home screen; native iOS push via APNs/FCM is planned post-launch.</w:t>
       </w:r>
     </w:p>
     <w:p>
@@ -1027,7 +1346,7 @@
           <w:sz w:val="26"/>
           <w:szCs w:val="26"/>
         </w:rPr>
-        <w:t xml:space="preserve">4.2 Vercel Deployment Reliability</w:t>
+        <w:t xml:space="preserve">4.2 Stale Native Cache After Rebrand</w:t>
       </w:r>
     </w:p>
     <w:p>
@@ -1039,7 +1358,7 @@
           <w:sz w:val="21"/>
           <w:szCs w:val="21"/>
         </w:rPr>
-        <w:t xml:space="preserve">GitHub-integrated auto-deployment was inconsistent — builds would fail or not trigger. Solved by switching to manual CLI deployment (vercel deploy --prod --yes), which consistently works.</w:t>
+        <w:t xml:space="preserve">After switching to the Adhera logo, Android still showed the old icon and the first screen cached stale images. Root cause: the service worker served cache-first, and activating a renamed cache is what purges the old one. Fixed by bumping the cache to adhera-v3 and appending ?v=3 to logo URLs; verified from live network traces and purged caches.</w:t>
       </w:r>
     </w:p>
     <w:p>
@@ -1055,7 +1374,7 @@
           <w:sz w:val="26"/>
           <w:szCs w:val="26"/>
         </w:rPr>
-        <w:t xml:space="preserve">4.3 Email Delivery (Resend)</w:t>
+        <w:t xml:space="preserve">4.3 Capacitor CLI / CI Node Version</w:t>
       </w:r>
     </w:p>
     <w:p>
@@ -1067,7 +1386,7 @@
           <w:sz w:val="21"/>
           <w:szCs w:val="21"/>
         </w:rPr>
-        <w:t xml:space="preserve">Resend SMTP required domain verification before emails could be sent. Resolved by registering useadhera.com on Cloudflare, using Resend's auto-configure DNS feature to add all required records (TXT verification, CNAME DKIM, SPF) automatically.</w:t>
+        <w:t xml:space="preserve">Codemagic builds failed with “Capacitor CLI requires NodeJS ≥22.0.0” because the workflow pinned Node 20. Bumped codemagic.yaml to Node 22 (both workflows); Android release build now completes successfully.</w:t>
       </w:r>
     </w:p>
     <w:p>
@@ -1083,7 +1402,7 @@
           <w:sz w:val="26"/>
           <w:szCs w:val="26"/>
         </w:rPr>
-        <w:t xml:space="preserve">4.4 Supabase Storage Policies</w:t>
+        <w:t xml:space="preserve">4.4 FastSpring vs Paystack Geo-Routing</w:t>
       </w:r>
     </w:p>
     <w:p>
@@ -1095,7 +1414,7 @@
           <w:sz w:val="21"/>
           <w:szCs w:val="21"/>
         </w:rPr>
-        <w:t xml:space="preserve">Initial attempts to set storage policies via SQL failed; policies had to be configured through the Supabase Dashboard UI.</w:t>
+        <w:t xml:space="preserve">Reconciling two payment providers required a country matrix (FastSpring for global, Paystack for select African markets) plus separate verify/webhook handlers, refund handling, and plan-tag extraction for both providers.</w:t>
       </w:r>
     </w:p>
     <w:p>
@@ -1111,7 +1430,7 @@
           <w:sz w:val="26"/>
           <w:szCs w:val="26"/>
         </w:rPr>
-        <w:t xml:space="preserve">4.5 OAuth Redirects</w:t>
+        <w:t xml:space="preserve">4.5 Mobile Tooling on Windows</w:t>
       </w:r>
     </w:p>
     <w:p>
@@ -1123,7 +1442,7 @@
           <w:sz w:val="21"/>
           <w:szCs w:val="21"/>
         </w:rPr>
-        <w:t xml:space="preserve">Google OAuth redirect_uri needed to match exactly. Solved by setting NEXT_PUBLIC_SITE_URL as a Vercel environment variable and referencing it in the OAuth redirect flow.</w:t>
+        <w:t xml:space="preserve">Android emulator management and capturing device screenshots required Non-standard tooling (hand-built AVD profiles, cmd-based screencap to avoid binary corruption in PowerShell). Resolved with a repeatable playbook.</w:t>
       </w:r>
     </w:p>
     <w:p>
@@ -1139,7 +1458,7 @@
           <w:sz w:val="26"/>
           <w:szCs w:val="26"/>
         </w:rPr>
-        <w:t xml:space="preserve">4.6 Responsive Layout Overflow</w:t>
+        <w:t xml:space="preserve">4.6 Watchlist: Vercel Deployment Reliability</w:t>
       </w:r>
     </w:p>
     <w:p>
@@ -1151,7 +1470,35 @@
           <w:sz w:val="21"/>
           <w:szCs w:val="21"/>
         </w:rPr>
-        <w:t xml:space="preserve">Several UI elements (country selects, time inputs, list items) caused horizontal overflow on iPhone. Fixed with universal box-sizing:border-box, max-width constraints, and media queries.</w:t>
+        <w:t xml:space="preserve">Earlier auto-deploys were inconsistent; current GitHub-integrated auto-deploy on push to main has been stable for the recent release cycles. Manual vercel deploy --prod remains the fallback.</w:t>
+      </w:r>
+    </w:p>
+    <w:p>
+      <w:pPr>
+        <w:pStyle w:val="Heading1"/>
+        <w:spacing w:after="200" w:before="360"/>
+      </w:pPr>
+      <w:r>
+        <w:rPr>
+          <w:b/>
+          <w:bCs/>
+          <w:color w:val="007AFF"/>
+          <w:sz w:val="32"/>
+          <w:szCs w:val="32"/>
+        </w:rPr>
+        <w:t xml:space="preserve">5. Regulatory Compliance</w:t>
+      </w:r>
+    </w:p>
+    <w:p>
+      <w:pPr>
+        <w:spacing w:after="120" w:line="276"/>
+      </w:pPr>
+      <w:r>
+        <w:rPr>
+          <w:sz w:val="21"/>
+          <w:szCs w:val="21"/>
+        </w:rPr>
+        <w:t xml:space="preserve">As Adhera targets US and EU markets, healthcare-data compliance is a core concern. The framework below reflects Adhera's current and planned features.</w:t>
       </w:r>
     </w:p>
     <w:p>
@@ -1167,7 +1514,7 @@
           <w:sz w:val="26"/>
           <w:szCs w:val="26"/>
         </w:rPr>
-        <w:t xml:space="preserve">4.7 Paystack Domain Whitelist</w:t>
+        <w:t xml:space="preserve">5.1 Current Classification: General Wellness App</w:t>
       </w:r>
     </w:p>
     <w:p>
@@ -1179,7 +1526,7 @@
           <w:sz w:val="21"/>
           <w:szCs w:val="21"/>
         </w:rPr>
-        <w:t xml:space="preserve">Paystack's inline.js (openIframe) requires the app domain to be whitelisted. This setting was not available in the Paystack dashboard. Solved by switching from openIframe (iframe modal) to openPopup (new window/tab), which bypasses the domain restriction. Added a redirect fallback handler for cases where popups are blocked.</w:t>
+        <w:t xml:space="preserve">Adhera tracks medication schedules, sends reminders, and generates adherence reports. It does NOT diagnose, recommend treatments, or replace medical advice — classifying it as a "general wellness" app, exempt from medical-device regulation (FDA in the US, MDR in the EU). This classification must be preserved unless clinical decision-support features are added.</w:t>
       </w:r>
     </w:p>
     <w:p>
@@ -1195,19 +1542,75 @@
           <w:sz w:val="26"/>
           <w:szCs w:val="26"/>
         </w:rPr>
-        <w:t xml:space="preserve">4.8 OTP Length Configuration</w:t>
-      </w:r>
-    </w:p>
-    <w:p>
-      <w:pPr>
-        <w:spacing w:after="120" w:line="276"/>
-      </w:pPr>
-      <w:r>
-        <w:rPr>
-          <w:sz w:val="21"/>
-          <w:szCs w:val="21"/>
-        </w:rPr>
-        <w:t xml:space="preserve">Supabase Auth was sending 10-digit OTP codes by default. The app's input validation was set to 6 digits. Resolved by changing the OTP length setting in Supabase Dashboard → Authentication → Settings.</w:t>
+        <w:t xml:space="preserve">5.2 US: HIPAA</w:t>
+      </w:r>
+    </w:p>
+    <w:p>
+      <w:pPr>
+        <w:pStyle w:val="ListParagraph"/>
+        <w:numPr>
+          <w:ilvl w:val="0"/>
+          <w:numId w:val="1"/>
+        </w:numPr>
+        <w:spacing w:after="60" w:line="260"/>
+      </w:pPr>
+      <w:r>
+        <w:rPr>
+          <w:sz w:val="21"/>
+          <w:szCs w:val="21"/>
+        </w:rPr>
+        <w:t xml:space="preserve">Applicability: HIPAA applies when Protected Health Information (PHI) is stored or transmitted. Adhera stores medication names, dosages, and adherence data — health data.</w:t>
+      </w:r>
+    </w:p>
+    <w:p>
+      <w:pPr>
+        <w:pStyle w:val="ListParagraph"/>
+        <w:numPr>
+          <w:ilvl w:val="0"/>
+          <w:numId w:val="1"/>
+        </w:numPr>
+        <w:spacing w:after="60" w:line="260"/>
+      </w:pPr>
+      <w:r>
+        <w:rPr>
+          <w:sz w:val="21"/>
+          <w:szCs w:val="21"/>
+        </w:rPr>
+        <w:t xml:space="preserve">Current status: A standalone patient-facing app without provider integration is not strictly HIPAA-triggering, but all health data is treated as sensitive.</w:t>
+      </w:r>
+    </w:p>
+    <w:p>
+      <w:pPr>
+        <w:pStyle w:val="ListParagraph"/>
+        <w:numPr>
+          <w:ilvl w:val="0"/>
+          <w:numId w:val="1"/>
+        </w:numPr>
+        <w:spacing w:after="60" w:line="260"/>
+      </w:pPr>
+      <w:r>
+        <w:rPr>
+          <w:sz w:val="21"/>
+          <w:szCs w:val="21"/>
+        </w:rPr>
+        <w:t xml:space="preserve">When it becomes mandatory: vitals sharing with providers, doctor dashboards, or provider data exchange.</w:t>
+      </w:r>
+    </w:p>
+    <w:p>
+      <w:pPr>
+        <w:pStyle w:val="ListParagraph"/>
+        <w:numPr>
+          <w:ilvl w:val="0"/>
+          <w:numId w:val="1"/>
+        </w:numPr>
+        <w:spacing w:after="60" w:line="260"/>
+      </w:pPr>
+      <w:r>
+        <w:rPr>
+          <w:sz w:val="21"/>
+          <w:szCs w:val="21"/>
+        </w:rPr>
+        <w:t xml:space="preserve">Action items (when triggered): BAA with Supabase, audit logging, encryption at rest and in transit.</w:t>
       </w:r>
     </w:p>
     <w:p>
@@ -1223,19 +1626,208 @@
           <w:sz w:val="26"/>
           <w:szCs w:val="26"/>
         </w:rPr>
-        <w:t xml:space="preserve">4.9 Multiple Lockfiles Warning</w:t>
-      </w:r>
-    </w:p>
-    <w:p>
-      <w:pPr>
-        <w:spacing w:after="120" w:line="276"/>
-      </w:pPr>
-      <w:r>
-        <w:rPr>
-          <w:sz w:val="21"/>
-          <w:szCs w:val="21"/>
-        </w:rPr>
-        <w:t xml:space="preserve">Next.js warned about multiple lockfiles (root-level and project-level package-lock.json). No functional impact but a lingering configuration concern.</w:t>
+        <w:t xml:space="preserve">5.3 EU: GDPR</w:t>
+      </w:r>
+    </w:p>
+    <w:p>
+      <w:pPr>
+        <w:pStyle w:val="ListParagraph"/>
+        <w:numPr>
+          <w:ilvl w:val="0"/>
+          <w:numId w:val="1"/>
+        </w:numPr>
+        <w:spacing w:after="60" w:line="260"/>
+      </w:pPr>
+      <w:r>
+        <w:rPr>
+          <w:sz w:val="21"/>
+          <w:szCs w:val="21"/>
+        </w:rPr>
+        <w:t xml:space="preserve">Applies to all EU users; health data is "special category" data (Art. 9) needing the highest protection tier.</w:t>
+      </w:r>
+    </w:p>
+    <w:p>
+      <w:pPr>
+        <w:pStyle w:val="ListParagraph"/>
+        <w:numPr>
+          <w:ilvl w:val="0"/>
+          <w:numId w:val="1"/>
+        </w:numPr>
+        <w:spacing w:after="60" w:line="260"/>
+      </w:pPr>
+      <w:r>
+        <w:rPr>
+          <w:sz w:val="21"/>
+          <w:szCs w:val="21"/>
+        </w:rPr>
+        <w:t xml:space="preserve">Implemented: data export (JSON/CSV) from Profile → Privacy &amp; Data, account deletion via /api/account/delete, privacy policy, terms, and refund policy pages.</w:t>
+      </w:r>
+    </w:p>
+    <w:p>
+      <w:pPr>
+        <w:pStyle w:val="ListParagraph"/>
+        <w:numPr>
+          <w:ilvl w:val="0"/>
+          <w:numId w:val="1"/>
+        </w:numPr>
+        <w:spacing w:after="60" w:line="260"/>
+      </w:pPr>
+      <w:r>
+        <w:rPr>
+          <w:sz w:val="21"/>
+          <w:szCs w:val="21"/>
+        </w:rPr>
+        <w:t xml:space="preserve">Action items: consent management for health-data processing, DPA with Supabase, final privacy-policy review for health-data disclosure.</w:t>
+      </w:r>
+    </w:p>
+    <w:p>
+      <w:pPr>
+        <w:pStyle w:val="Heading2"/>
+        <w:spacing w:after="160" w:before="280"/>
+      </w:pPr>
+      <w:r>
+        <w:rPr>
+          <w:b/>
+          <w:bCs/>
+          <w:color w:val="5856D6"/>
+          <w:sz w:val="26"/>
+          <w:szCs w:val="26"/>
+        </w:rPr>
+        <w:t xml:space="preserve">5.4 US: FDA &amp; FTC</w:t>
+      </w:r>
+    </w:p>
+    <w:p>
+      <w:pPr>
+        <w:pStyle w:val="ListParagraph"/>
+        <w:numPr>
+          <w:ilvl w:val="0"/>
+          <w:numId w:val="1"/>
+        </w:numPr>
+        <w:spacing w:after="60" w:line="260"/>
+      </w:pPr>
+      <w:r>
+        <w:rPr>
+          <w:sz w:val="21"/>
+          <w:szCs w:val="21"/>
+        </w:rPr>
+        <w:t xml:space="preserve">FDA: medication trackers are general wellness; no clearance required unless clinical advice features are added (e.g., clinical interaction guidance).</w:t>
+      </w:r>
+    </w:p>
+    <w:p>
+      <w:pPr>
+        <w:pStyle w:val="ListParagraph"/>
+        <w:numPr>
+          <w:ilvl w:val="0"/>
+          <w:numId w:val="1"/>
+        </w:numPr>
+        <w:spacing w:after="60" w:line="260"/>
+      </w:pPr>
+      <w:r>
+        <w:rPr>
+          <w:sz w:val="21"/>
+          <w:szCs w:val="21"/>
+        </w:rPr>
+        <w:t xml:space="preserve">FTC: clear privacy policy, no deceptive outcome claims, transparent data practices.</w:t>
+      </w:r>
+    </w:p>
+    <w:p>
+      <w:pPr>
+        <w:pStyle w:val="Heading2"/>
+        <w:spacing w:after="160" w:before="280"/>
+      </w:pPr>
+      <w:r>
+        <w:rPr>
+          <w:b/>
+          <w:bCs/>
+          <w:color w:val="5856D6"/>
+          <w:sz w:val="26"/>
+          <w:szCs w:val="26"/>
+        </w:rPr>
+        <w:t xml:space="preserve">5.5 EU: MDR</w:t>
+      </w:r>
+    </w:p>
+    <w:p>
+      <w:pPr>
+        <w:pStyle w:val="ListParagraph"/>
+        <w:numPr>
+          <w:ilvl w:val="0"/>
+          <w:numId w:val="1"/>
+        </w:numPr>
+        <w:spacing w:after="60" w:line="260"/>
+      </w:pPr>
+      <w:r>
+        <w:rPr>
+          <w:sz w:val="21"/>
+          <w:szCs w:val="21"/>
+        </w:rPr>
+        <w:t xml:space="preserve">Same line as FDA: general wellness apps are exempt; clinical features fall under MDR.</w:t>
+      </w:r>
+    </w:p>
+    <w:p>
+      <w:pPr>
+        <w:pStyle w:val="Heading2"/>
+        <w:spacing w:after="160" w:before="280"/>
+      </w:pPr>
+      <w:r>
+        <w:rPr>
+          <w:b/>
+          <w:bCs/>
+          <w:color w:val="5856D6"/>
+          <w:sz w:val="26"/>
+          <w:szCs w:val="26"/>
+        </w:rPr>
+        <w:t xml:space="preserve">5.6 Compliance Roadmap</w:t>
+      </w:r>
+    </w:p>
+    <w:p>
+      <w:pPr>
+        <w:pStyle w:val="ListParagraph"/>
+        <w:numPr>
+          <w:ilvl w:val="0"/>
+          <w:numId w:val="1"/>
+        </w:numPr>
+        <w:spacing w:after="60" w:line="260"/>
+      </w:pPr>
+      <w:r>
+        <w:rPr>
+          <w:sz w:val="21"/>
+          <w:szCs w:val="21"/>
+        </w:rPr>
+        <w:t xml:space="preserve">Done: data export (JSON/CSV), account deletion, privacy/terms/refund policy pages, .env.example.</w:t>
+      </w:r>
+    </w:p>
+    <w:p>
+      <w:pPr>
+        <w:pStyle w:val="ListParagraph"/>
+        <w:numPr>
+          <w:ilvl w:val="0"/>
+          <w:numId w:val="1"/>
+        </w:numPr>
+        <w:spacing w:after="60" w:line="260"/>
+      </w:pPr>
+      <w:r>
+        <w:rPr>
+          <w:sz w:val="21"/>
+          <w:szCs w:val="21"/>
+        </w:rPr>
+        <w:t xml:space="preserve">Pre-launch: add explicit consent management for health data; DPA with Supabase; no clinical claims in marketing or store listings.</w:t>
+      </w:r>
+    </w:p>
+    <w:p>
+      <w:pPr>
+        <w:pStyle w:val="ListParagraph"/>
+        <w:numPr>
+          <w:ilvl w:val="0"/>
+          <w:numId w:val="1"/>
+        </w:numPr>
+        <w:spacing w:after="60" w:line="260"/>
+      </w:pPr>
+      <w:r>
+        <w:rPr>
+          <w:sz w:val="21"/>
+          <w:szCs w:val="21"/>
+        </w:rPr>
+        <w:t xml:space="preserve">If adding provider/vitals-clinical features: BAA with Supabase, audit logging, regulatory counsel for FDA/MDR classification.</w:t>
       </w:r>
     </w:p>
     <w:p>
@@ -1251,7 +1843,7 @@
           <w:sz w:val="32"/>
           <w:szCs w:val="32"/>
         </w:rPr>
-        <w:t xml:space="preserve">5. Regulatory Compliance</w:t>
+        <w:t xml:space="preserve">6. Timeline &amp; Milestones</w:t>
       </w:r>
     </w:p>
     <w:p>
@@ -1263,449 +1855,7 @@
           <w:sz w:val="21"/>
           <w:szCs w:val="21"/>
         </w:rPr>
-        <w:t xml:space="preserve">As Adhera targets US and EU markets, compliance with healthcare data regulations is critical. The following framework applies to Adhera's current and planned features.</w:t>
-      </w:r>
-    </w:p>
-    <w:p>
-      <w:pPr>
-        <w:pStyle w:val="Heading2"/>
-        <w:spacing w:after="160" w:before="280"/>
-      </w:pPr>
-      <w:r>
-        <w:rPr>
-          <w:b/>
-          <w:bCs/>
-          <w:color w:val="5856D6"/>
-          <w:sz w:val="26"/>
-          <w:szCs w:val="26"/>
-        </w:rPr>
-        <w:t xml:space="preserve">5.1 Current Classification: General Wellness App</w:t>
-      </w:r>
-    </w:p>
-    <w:p>
-      <w:pPr>
-        <w:spacing w:after="120" w:line="276"/>
-      </w:pPr>
-      <w:r>
-        <w:rPr>
-          <w:sz w:val="21"/>
-          <w:szCs w:val="21"/>
-        </w:rPr>
-        <w:t xml:space="preserve">Adhera currently tracks medication schedules, sends reminders, and generates adherence reports. It does NOT diagnose conditions, recommend treatments, or replace medical advice. This classifies it as a "general wellness" app, which is exempt from medical device regulations (FDA in the US, MDR in the EU). This classification must be maintained unless clinical decision-support features are added.</w:t>
-      </w:r>
-    </w:p>
-    <w:p>
-      <w:pPr>
-        <w:pStyle w:val="Heading2"/>
-        <w:spacing w:after="160" w:before="280"/>
-      </w:pPr>
-      <w:r>
-        <w:rPr>
-          <w:b/>
-          <w:bCs/>
-          <w:color w:val="5856D6"/>
-          <w:sz w:val="26"/>
-          <w:szCs w:val="26"/>
-        </w:rPr>
-        <w:t xml:space="preserve">5.2 US: HIPAA (Health Insurance Portability and Accountability Act)</w:t>
-      </w:r>
-    </w:p>
-    <w:p>
-      <w:pPr>
-        <w:pStyle w:val="ListParagraph"/>
-        <w:numPr>
-          <w:ilvl w:val="0"/>
-          <w:numId w:val="1"/>
-        </w:numPr>
-        <w:spacing w:after="60" w:line="260"/>
-      </w:pPr>
-      <w:r>
-        <w:rPr>
-          <w:sz w:val="21"/>
-          <w:szCs w:val="21"/>
-        </w:rPr>
-        <w:t xml:space="preserve">Applicability: HIPAA applies when Protected Health Information (PHI) is stored or transmitted. Adhera stores medication names, dosages, and adherence data — this constitutes health data.</w:t>
-      </w:r>
-    </w:p>
-    <w:p>
-      <w:pPr>
-        <w:pStyle w:val="ListParagraph"/>
-        <w:numPr>
-          <w:ilvl w:val="0"/>
-          <w:numId w:val="1"/>
-        </w:numPr>
-        <w:spacing w:after="60" w:line="260"/>
-      </w:pPr>
-      <w:r>
-        <w:rPr>
-          <w:sz w:val="21"/>
-          <w:szCs w:val="21"/>
-        </w:rPr>
-        <w:t xml:space="preserve">Current status: As a standalone patient-facing app (no provider integration), HIPAA compliance is not strictly required. However, best practice is to treat all health data as PHI.</w:t>
-      </w:r>
-    </w:p>
-    <w:p>
-      <w:pPr>
-        <w:pStyle w:val="ListParagraph"/>
-        <w:numPr>
-          <w:ilvl w:val="0"/>
-          <w:numId w:val="1"/>
-        </w:numPr>
-        <w:spacing w:after="60" w:line="260"/>
-      </w:pPr>
-      <w:r>
-        <w:rPr>
-          <w:sz w:val="21"/>
-          <w:szCs w:val="21"/>
-        </w:rPr>
-        <w:t xml:space="preserve">When HIPAA becomes mandatory: Adding vitals tracking, doctor integrations, or sharing data with healthcare providers triggers HIPAA requirements.</w:t>
-      </w:r>
-    </w:p>
-    <w:p>
-      <w:pPr>
-        <w:pStyle w:val="ListParagraph"/>
-        <w:numPr>
-          <w:ilvl w:val="0"/>
-          <w:numId w:val="1"/>
-        </w:numPr>
-        <w:spacing w:after="60" w:line="260"/>
-      </w:pPr>
-      <w:r>
-        <w:rPr>
-          <w:sz w:val="21"/>
-          <w:szCs w:val="21"/>
-        </w:rPr>
-        <w:t xml:space="preserve">Action items: Obtain a Business Associate Agreement (BAA) with Supabase (available on paid plans), implement audit logging, add data encryption at rest and in transit.</w:t>
-      </w:r>
-    </w:p>
-    <w:p>
-      <w:pPr>
-        <w:pStyle w:val="Heading2"/>
-        <w:spacing w:after="160" w:before="280"/>
-      </w:pPr>
-      <w:r>
-        <w:rPr>
-          <w:b/>
-          <w:bCs/>
-          <w:color w:val="5856D6"/>
-          <w:sz w:val="26"/>
-          <w:szCs w:val="26"/>
-        </w:rPr>
-        <w:t xml:space="preserve">5.3 EU: GDPR (General Data Protection Regulation)</w:t>
-      </w:r>
-    </w:p>
-    <w:p>
-      <w:pPr>
-        <w:pStyle w:val="ListParagraph"/>
-        <w:numPr>
-          <w:ilvl w:val="0"/>
-          <w:numId w:val="1"/>
-        </w:numPr>
-        <w:spacing w:after="60" w:line="260"/>
-      </w:pPr>
-      <w:r>
-        <w:rPr>
-          <w:sz w:val="21"/>
-          <w:szCs w:val="21"/>
-        </w:rPr>
-        <w:t xml:space="preserve">Applicability: GDPR applies to all EU users. Health data is classified as "special category" data under Article 9, requiring the highest protection tier.</w:t>
-      </w:r>
-    </w:p>
-    <w:p>
-      <w:pPr>
-        <w:pStyle w:val="ListParagraph"/>
-        <w:numPr>
-          <w:ilvl w:val="0"/>
-          <w:numId w:val="1"/>
-        </w:numPr>
-        <w:spacing w:after="60" w:line="260"/>
-      </w:pPr>
-      <w:r>
-        <w:rPr>
-          <w:sz w:val="21"/>
-          <w:szCs w:val="21"/>
-        </w:rPr>
-        <w:t xml:space="preserve">Required: Explicit consent for health data processing, data portability (export user data), right to deletion (account deletion), a Data Processing Agreement with Supabase, and a comprehensive privacy policy.</w:t>
-      </w:r>
-    </w:p>
-    <w:p>
-      <w:pPr>
-        <w:pStyle w:val="ListParagraph"/>
-        <w:numPr>
-          <w:ilvl w:val="0"/>
-          <w:numId w:val="1"/>
-        </w:numPr>
-        <w:spacing w:after="60" w:line="260"/>
-      </w:pPr>
-      <w:r>
-        <w:rPr>
-          <w:sz w:val="21"/>
-          <w:szCs w:val="21"/>
-        </w:rPr>
-        <w:t xml:space="preserve">Action items: Implement data export (CSV/JSON), implement account deletion, update privacy policy to cover health data collection, add consent management.</w:t>
-      </w:r>
-    </w:p>
-    <w:p>
-      <w:pPr>
-        <w:pStyle w:val="Heading2"/>
-        <w:spacing w:after="160" w:before="280"/>
-      </w:pPr>
-      <w:r>
-        <w:rPr>
-          <w:b/>
-          <w:bCs/>
-          <w:color w:val="5856D6"/>
-          <w:sz w:val="26"/>
-          <w:szCs w:val="26"/>
-        </w:rPr>
-        <w:t xml:space="preserve">5.4 US: FDA &amp; FTC</w:t>
-      </w:r>
-    </w:p>
-    <w:p>
-      <w:pPr>
-        <w:pStyle w:val="ListParagraph"/>
-        <w:numPr>
-          <w:ilvl w:val="0"/>
-          <w:numId w:val="1"/>
-        </w:numPr>
-        <w:spacing w:after="60" w:line="260"/>
-      </w:pPr>
-      <w:r>
-        <w:rPr>
-          <w:sz w:val="21"/>
-          <w:szCs w:val="21"/>
-        </w:rPr>
-        <w:t xml:space="preserve">FDA: Medication trackers are typically classified as "general wellness" and don't require FDA clearance. Adding features like drug interaction checkers that give clinical advice crosses into medical device territory.</w:t>
-      </w:r>
-    </w:p>
-    <w:p>
-      <w:pPr>
-        <w:pStyle w:val="ListParagraph"/>
-        <w:numPr>
-          <w:ilvl w:val="0"/>
-          <w:numId w:val="1"/>
-        </w:numPr>
-        <w:spacing w:after="60" w:line="260"/>
-      </w:pPr>
-      <w:r>
-        <w:rPr>
-          <w:sz w:val="21"/>
-          <w:szCs w:val="21"/>
-        </w:rPr>
-        <w:t xml:space="preserve">FTC: Must have a clear privacy policy, no deceptive claims about health outcomes, and transparent data practices.</w:t>
-      </w:r>
-    </w:p>
-    <w:p>
-      <w:pPr>
-        <w:pStyle w:val="Heading2"/>
-        <w:spacing w:after="160" w:before="280"/>
-      </w:pPr>
-      <w:r>
-        <w:rPr>
-          <w:b/>
-          <w:bCs/>
-          <w:color w:val="5856D6"/>
-          <w:sz w:val="26"/>
-          <w:szCs w:val="26"/>
-        </w:rPr>
-        <w:t xml:space="preserve">5.5 EU: MDR (Medical Device Regulation)</w:t>
-      </w:r>
-    </w:p>
-    <w:p>
-      <w:pPr>
-        <w:pStyle w:val="ListParagraph"/>
-        <w:numPr>
-          <w:ilvl w:val="0"/>
-          <w:numId w:val="1"/>
-        </w:numPr>
-        <w:spacing w:after="60" w:line="260"/>
-      </w:pPr>
-      <w:r>
-        <w:rPr>
-          <w:sz w:val="21"/>
-          <w:szCs w:val="21"/>
-        </w:rPr>
-        <w:t xml:space="preserve">Same line as FDA. General wellness apps are exempt. Clinical features are regulated under MDR.</w:t>
-      </w:r>
-    </w:p>
-    <w:p>
-      <w:pPr>
-        <w:pStyle w:val="Heading2"/>
-        <w:spacing w:after="160" w:before="280"/>
-      </w:pPr>
-      <w:r>
-        <w:rPr>
-          <w:b/>
-          <w:bCs/>
-          <w:color w:val="5856D6"/>
-          <w:sz w:val="26"/>
-          <w:szCs w:val="26"/>
-        </w:rPr>
-        <w:t xml:space="preserve">5.6 Compliance Roadmap</w:t>
-      </w:r>
-    </w:p>
-    <w:p>
-      <w:pPr>
-        <w:pStyle w:val="ListParagraph"/>
-        <w:numPr>
-          <w:ilvl w:val="0"/>
-          <w:numId w:val="1"/>
-        </w:numPr>
-        <w:spacing w:after="60" w:line="260"/>
-      </w:pPr>
-      <w:r>
-        <w:rPr>
-          <w:sz w:val="21"/>
-          <w:szCs w:val="21"/>
-        </w:rPr>
-        <w:t xml:space="preserve">Immediate: Update privacy policy to explicitly mention health data collection.</w:t>
-      </w:r>
-    </w:p>
-    <w:p>
-      <w:pPr>
-        <w:pStyle w:val="ListParagraph"/>
-        <w:numPr>
-          <w:ilvl w:val="0"/>
-          <w:numId w:val="1"/>
-        </w:numPr>
-        <w:spacing w:after="60" w:line="260"/>
-      </w:pPr>
-      <w:r>
-        <w:rPr>
-          <w:sz w:val="21"/>
-          <w:szCs w:val="21"/>
-        </w:rPr>
-        <w:t xml:space="preserve">Immediate: Add data export functionality (users can download their medication data).</w:t>
-      </w:r>
-    </w:p>
-    <w:p>
-      <w:pPr>
-        <w:pStyle w:val="ListParagraph"/>
-        <w:numPr>
-          <w:ilvl w:val="0"/>
-          <w:numId w:val="1"/>
-        </w:numPr>
-        <w:spacing w:after="60" w:line="260"/>
-      </w:pPr>
-      <w:r>
-        <w:rPr>
-          <w:sz w:val="21"/>
-          <w:szCs w:val="21"/>
-        </w:rPr>
-        <w:t xml:space="preserve">Immediate: Add account deletion functionality.</w:t>
-      </w:r>
-    </w:p>
-    <w:p>
-      <w:pPr>
-        <w:pStyle w:val="ListParagraph"/>
-        <w:numPr>
-          <w:ilvl w:val="0"/>
-          <w:numId w:val="1"/>
-        </w:numPr>
-        <w:spacing w:after="60" w:line="260"/>
-      </w:pPr>
-      <w:r>
-        <w:rPr>
-          <w:sz w:val="21"/>
-          <w:szCs w:val="21"/>
-        </w:rPr>
-        <w:t xml:space="preserve">Pre-launch: Don't make clinical claims in marketing or app store listings.</w:t>
-      </w:r>
-    </w:p>
-    <w:p>
-      <w:pPr>
-        <w:pStyle w:val="ListParagraph"/>
-        <w:numPr>
-          <w:ilvl w:val="0"/>
-          <w:numId w:val="1"/>
-        </w:numPr>
-        <w:spacing w:after="60" w:line="260"/>
-      </w:pPr>
-      <w:r>
-        <w:rPr>
-          <w:sz w:val="21"/>
-          <w:szCs w:val="21"/>
-        </w:rPr>
-        <w:t xml:space="preserve">Pre-launch: Set up Data Processing Agreement with Supabase.</w:t>
-      </w:r>
-    </w:p>
-    <w:p>
-      <w:pPr>
-        <w:pStyle w:val="ListParagraph"/>
-        <w:numPr>
-          <w:ilvl w:val="0"/>
-          <w:numId w:val="1"/>
-        </w:numPr>
-        <w:spacing w:after="60" w:line="260"/>
-      </w:pPr>
-      <w:r>
-        <w:rPr>
-          <w:sz w:val="21"/>
-          <w:szCs w:val="21"/>
-        </w:rPr>
-        <w:t xml:space="preserve">If adding vitals/doctor features: Obtain BAA with Supabase for HIPAA compliance.</w:t>
-      </w:r>
-    </w:p>
-    <w:p>
-      <w:pPr>
-        <w:pStyle w:val="ListParagraph"/>
-        <w:numPr>
-          <w:ilvl w:val="0"/>
-          <w:numId w:val="1"/>
-        </w:numPr>
-        <w:spacing w:after="60" w:line="260"/>
-      </w:pPr>
-      <w:r>
-        <w:rPr>
-          <w:sz w:val="21"/>
-          <w:szCs w:val="21"/>
-        </w:rPr>
-        <w:t xml:space="preserve">If adding vitals/doctor features: Implement audit logging for all data access.</w:t>
-      </w:r>
-    </w:p>
-    <w:p>
-      <w:pPr>
-        <w:pStyle w:val="ListParagraph"/>
-        <w:numPr>
-          <w:ilvl w:val="0"/>
-          <w:numId w:val="1"/>
-        </w:numPr>
-        <w:spacing w:after="60" w:line="260"/>
-      </w:pPr>
-      <w:r>
-        <w:rPr>
-          <w:sz w:val="21"/>
-          <w:szCs w:val="21"/>
-        </w:rPr>
-        <w:t xml:space="preserve">If adding clinical features: Consult regulatory counsel for FDA/MDR classification.</w:t>
-      </w:r>
-    </w:p>
-    <w:p>
-      <w:pPr>
-        <w:pStyle w:val="Heading1"/>
-        <w:spacing w:after="200" w:before="360"/>
-      </w:pPr>
-      <w:r>
-        <w:rPr>
-          <w:b/>
-          <w:bCs/>
-          <w:color w:val="007AFF"/>
-          <w:sz w:val="32"/>
-          <w:szCs w:val="32"/>
-        </w:rPr>
-        <w:t xml:space="preserve">6. Timeline &amp; Milestones</w:t>
-      </w:r>
-    </w:p>
-    <w:p>
-      <w:pPr>
-        <w:spacing w:after="120" w:line="276"/>
-      </w:pPr>
-      <w:r>
-        <w:rPr>
-          <w:sz w:val="21"/>
-          <w:szCs w:val="21"/>
-        </w:rPr>
-        <w:t xml:space="preserve">The following table outlines the key phases, milestones achieved, and estimated dates.</w:t>
+        <w:t xml:space="preserve">Key phases, milestones achieved, and current status.</w:t>
       </w:r>
     </w:p>
     <w:p>
@@ -1829,7 +1979,7 @@
                 <w:sz w:val="19"/>
                 <w:szCs w:val="19"/>
               </w:rPr>
-              <w:t xml:space="preserve">Project setup, Next.js + Supabase + Vercel scaffolded</w:t>
+              <w:t xml:space="preserve">Next.js + Supabase + Vercel scaffolded</w:t>
             </w:r>
           </w:p>
         </w:tc>
@@ -1882,7 +2032,7 @@
                 <w:sz w:val="19"/>
                 <w:szCs w:val="19"/>
               </w:rPr>
-              <w:t xml:space="preserve">Email OTP + Google OAuth, login/signup flows</w:t>
+              <w:t xml:space="preserve">Email OTP + Google OAuth, login/signup/reset flows</w:t>
             </w:r>
           </w:p>
         </w:tc>
@@ -1988,7 +2138,7 @@
                 <w:sz w:val="19"/>
                 <w:szCs w:val="19"/>
               </w:rPr>
-              <w:t xml:space="preserve">Push notification system, service worker, alarm timers</w:t>
+              <w:t xml:space="preserve">Push notifications, service worker, alarm overlay</w:t>
             </w:r>
           </w:p>
         </w:tc>
@@ -2024,7 +2174,7 @@
                 <w:sz w:val="19"/>
                 <w:szCs w:val="19"/>
               </w:rPr>
-              <w:t xml:space="preserve">UI Polish</w:t>
+              <w:t xml:space="preserve">Growth Features</w:t>
             </w:r>
           </w:p>
         </w:tc>
@@ -2041,7 +2191,7 @@
                 <w:sz w:val="19"/>
                 <w:szCs w:val="19"/>
               </w:rPr>
-              <w:t xml:space="preserve">Tab layout, themes, profile, avatar upload</w:t>
+              <w:t xml:space="preserve">Vitals, family/caregiver, community, gamification, Medical ID, journal, side effects</w:t>
             </w:r>
           </w:p>
         </w:tc>
@@ -2077,7 +2227,7 @@
                 <w:sz w:val="19"/>
                 <w:szCs w:val="19"/>
               </w:rPr>
-              <w:t xml:space="preserve">Payment Integration</w:t>
+              <w:t xml:space="preserve">Localization</w:t>
             </w:r>
           </w:p>
         </w:tc>
@@ -2094,7 +2244,7 @@
                 <w:sz w:val="19"/>
                 <w:szCs w:val="19"/>
               </w:rPr>
-              <w:t xml:space="preserve">Paystack subscriptions + Stripe (test mode)</w:t>
+              <w:t xml:space="preserve">12-language UI</w:t>
             </w:r>
           </w:p>
         </w:tc>
@@ -2130,7 +2280,7 @@
                 <w:sz w:val="19"/>
                 <w:szCs w:val="19"/>
               </w:rPr>
-              <w:t xml:space="preserve">Analytics</w:t>
+              <w:t xml:space="preserve">GDPR Tooling</w:t>
             </w:r>
           </w:p>
         </w:tc>
@@ -2147,7 +2297,7 @@
                 <w:sz w:val="19"/>
                 <w:szCs w:val="19"/>
               </w:rPr>
-              <w:t xml:space="preserve">History, reports, streaks, adherence metrics</w:t>
+              <w:t xml:space="preserve">Data export (JSON/CSV) + account deletion</w:t>
             </w:r>
           </w:p>
         </w:tc>
@@ -2183,7 +2333,7 @@
                 <w:sz w:val="19"/>
                 <w:szCs w:val="19"/>
               </w:rPr>
-              <w:t xml:space="preserve">Production Polish</w:t>
+              <w:t xml:space="preserve">Legal Pages</w:t>
             </w:r>
           </w:p>
         </w:tc>
@@ -2200,7 +2350,7 @@
                 <w:sz w:val="19"/>
                 <w:szCs w:val="19"/>
               </w:rPr>
-              <w:t xml:space="preserve">Splash screen, loader, alarm overlay, responsive CSS, PWA icons</w:t>
+              <w:t xml:space="preserve">Privacy policy, terms, refund policy</w:t>
             </w:r>
           </w:p>
         </w:tc>
@@ -2236,7 +2386,7 @@
                 <w:sz w:val="19"/>
                 <w:szCs w:val="19"/>
               </w:rPr>
-              <w:t xml:space="preserve">Email Setup</w:t>
+              <w:t xml:space="preserve">Brand Identity</w:t>
             </w:r>
           </w:p>
         </w:tc>
@@ -2253,7 +2403,7 @@
                 <w:sz w:val="19"/>
                 <w:szCs w:val="19"/>
               </w:rPr>
-              <w:t xml:space="preserve">Resend SMTP configured, useadhera.com domain verified</w:t>
+              <w:t xml:space="preserve">Custom logo, full icon set, iOS loading screens</w:t>
             </w:r>
           </w:p>
         </w:tc>
@@ -2289,7 +2439,7 @@
                 <w:sz w:val="19"/>
                 <w:szCs w:val="19"/>
               </w:rPr>
-              <w:t xml:space="preserve">Doctor Reports</w:t>
+              <w:t xml:space="preserve">Analytics &amp; Reports</w:t>
             </w:r>
           </w:p>
         </w:tc>
@@ -2306,7 +2456,7 @@
                 <w:sz w:val="19"/>
                 <w:szCs w:val="19"/>
               </w:rPr>
-              <w:t xml:space="preserve">Share with Doctor feature (Web Share API + clipboard)</w:t>
+              <w:t xml:space="preserve">History, adherence metrics, PDF + CSV reports, doctor sharing</w:t>
             </w:r>
           </w:p>
         </w:tc>
@@ -2342,7 +2492,7 @@
                 <w:sz w:val="19"/>
                 <w:szCs w:val="19"/>
               </w:rPr>
-              <w:t xml:space="preserve">OTP Auth</w:t>
+              <w:t xml:space="preserve">Payments</w:t>
             </w:r>
           </w:p>
         </w:tc>
@@ -2359,7 +2509,7 @@
                 <w:sz w:val="19"/>
                 <w:szCs w:val="19"/>
               </w:rPr>
-              <w:t xml:space="preserve">6-digit OTP verification, Supabase Auth configured</w:t>
+              <w:t xml:space="preserve">FastSpring (global) + Paystack (Africa) — test mode exercised</w:t>
             </w:r>
           </w:p>
         </w:tc>
@@ -2376,7 +2526,7 @@
                 <w:sz w:val="19"/>
                 <w:szCs w:val="19"/>
               </w:rPr>
-              <w:t xml:space="preserve">Completed</w:t>
+              <w:t xml:space="preserve">In Progress</w:t>
             </w:r>
           </w:p>
         </w:tc>
@@ -2395,7 +2545,7 @@
                 <w:sz w:val="19"/>
                 <w:szCs w:val="19"/>
               </w:rPr>
-              <w:t xml:space="preserve">Regulatory Research</w:t>
+              <w:t xml:space="preserve">Native Shells</w:t>
             </w:r>
           </w:p>
         </w:tc>
@@ -2412,7 +2562,7 @@
                 <w:sz w:val="19"/>
                 <w:szCs w:val="19"/>
               </w:rPr>
-              <w:t xml:space="preserve">HIPAA/GDPR/FDA/MDR compliance framework documented</w:t>
+              <w:t xml:space="preserve">Capacitor Android + iOS projects; Android tested on emulators</w:t>
             </w:r>
           </w:p>
         </w:tc>
@@ -2429,7 +2579,7 @@
                 <w:sz w:val="19"/>
                 <w:szCs w:val="19"/>
               </w:rPr>
-              <w:t xml:space="preserve">In Progress</w:t>
+              <w:t xml:space="preserve">Completed</w:t>
             </w:r>
           </w:p>
         </w:tc>
@@ -2448,7 +2598,7 @@
                 <w:sz w:val="19"/>
                 <w:szCs w:val="19"/>
               </w:rPr>
-              <w:t xml:space="preserve">Data Export</w:t>
+              <w:t xml:space="preserve">CI/CD</w:t>
             </w:r>
           </w:p>
         </w:tc>
@@ -2465,7 +2615,7 @@
                 <w:sz w:val="19"/>
                 <w:szCs w:val="19"/>
               </w:rPr>
-              <w:t xml:space="preserve">CSV/JSON data export for GDPR portability</w:t>
+              <w:t xml:space="preserve">Codemagic android-release signed builds working</w:t>
             </w:r>
           </w:p>
         </w:tc>
@@ -2482,7 +2632,7 @@
                 <w:sz w:val="19"/>
                 <w:szCs w:val="19"/>
               </w:rPr>
-              <w:t xml:space="preserve">Pending</w:t>
+              <w:t xml:space="preserve">Completed</w:t>
             </w:r>
           </w:p>
         </w:tc>
@@ -2501,7 +2651,7 @@
                 <w:sz w:val="19"/>
                 <w:szCs w:val="19"/>
               </w:rPr>
-              <w:t xml:space="preserve">Account Deletion</w:t>
+              <w:t xml:space="preserve">Code Quality</w:t>
             </w:r>
           </w:p>
         </w:tc>
@@ -2518,7 +2668,7 @@
                 <w:sz w:val="19"/>
                 <w:szCs w:val="19"/>
               </w:rPr>
-              <w:t xml:space="preserve">Full account + data deletion for GDPR compliance</w:t>
+              <w:t xml:space="preserve">ESLint sweep to 0 errors; typed data layer</w:t>
             </w:r>
           </w:p>
         </w:tc>
@@ -2535,7 +2685,7 @@
                 <w:sz w:val="19"/>
                 <w:szCs w:val="19"/>
               </w:rPr>
-              <w:t xml:space="preserve">Pending</w:t>
+              <w:t xml:space="preserve">Completed</w:t>
             </w:r>
           </w:p>
         </w:tc>
@@ -2554,7 +2704,7 @@
                 <w:sz w:val="19"/>
                 <w:szCs w:val="19"/>
               </w:rPr>
-              <w:t xml:space="preserve">Privacy Policy Update</w:t>
+              <w:t xml:space="preserve">Beta Testing</w:t>
             </w:r>
           </w:p>
         </w:tc>
@@ -2571,7 +2721,7 @@
                 <w:sz w:val="19"/>
                 <w:szCs w:val="19"/>
               </w:rPr>
-              <w:t xml:space="preserve">Health data disclosure, consent management</w:t>
+              <w:t xml:space="preserve">App live at www.useadhera.com — gathering feedback</w:t>
             </w:r>
           </w:p>
         </w:tc>
@@ -2588,7 +2738,7 @@
                 <w:sz w:val="19"/>
                 <w:szCs w:val="19"/>
               </w:rPr>
-              <w:t xml:space="preserve">Pending</w:t>
+              <w:t xml:space="preserve">In Progress</w:t>
             </w:r>
           </w:p>
         </w:tc>
@@ -2607,7 +2757,7 @@
                 <w:sz w:val="19"/>
                 <w:szCs w:val="19"/>
               </w:rPr>
-              <w:t xml:space="preserve">Beta Launch</w:t>
+              <w:t xml:space="preserve">Android Store Submission</w:t>
             </w:r>
           </w:p>
         </w:tc>
@@ -2624,7 +2774,7 @@
                 <w:sz w:val="19"/>
                 <w:szCs w:val="19"/>
               </w:rPr>
-              <w:t xml:space="preserve">App live — ready for beta users</w:t>
+              <w:t xml:space="preserve">Play Console account + AAB upload + internal testing</w:t>
             </w:r>
           </w:p>
         </w:tc>
@@ -2641,7 +2791,113 @@
                 <w:sz w:val="19"/>
                 <w:szCs w:val="19"/>
               </w:rPr>
-              <w:t xml:space="preserve">In Progress</w:t>
+              <w:t xml:space="preserve">Pending</w:t>
+            </w:r>
+          </w:p>
+        </w:tc>
+      </w:tr>
+      <w:tr>
+        <w:tc>
+          <w:tcPr>
+            <w:tcW w:type="pct" w:w="40%"/>
+          </w:tcPr>
+          <w:p>
+            <w:pPr>
+              <w:spacing w:after="0"/>
+            </w:pPr>
+            <w:r>
+              <w:rPr>
+                <w:sz w:val="19"/>
+                <w:szCs w:val="19"/>
+              </w:rPr>
+              <w:t xml:space="preserve">iOS Store Submission</w:t>
+            </w:r>
+          </w:p>
+        </w:tc>
+        <w:tc>
+          <w:tcPr>
+            <w:tcW w:type="pct" w:w="40%"/>
+          </w:tcPr>
+          <w:p>
+            <w:pPr>
+              <w:spacing w:after="0"/>
+            </w:pPr>
+            <w:r>
+              <w:rPr>
+                <w:sz w:val="19"/>
+                <w:szCs w:val="19"/>
+              </w:rPr>
+              <w:t xml:space="preserve">Apple Developer account + TestFlight + app review</w:t>
+            </w:r>
+          </w:p>
+        </w:tc>
+        <w:tc>
+          <w:tcPr>
+            <w:tcW w:type="pct" w:w="20%"/>
+          </w:tcPr>
+          <w:p>
+            <w:pPr>
+              <w:spacing w:after="0"/>
+            </w:pPr>
+            <w:r>
+              <w:rPr>
+                <w:sz w:val="19"/>
+                <w:szCs w:val="19"/>
+              </w:rPr>
+              <w:t xml:space="preserve">Pending</w:t>
+            </w:r>
+          </w:p>
+        </w:tc>
+      </w:tr>
+      <w:tr>
+        <w:tc>
+          <w:tcPr>
+            <w:tcW w:type="pct" w:w="40%"/>
+          </w:tcPr>
+          <w:p>
+            <w:pPr>
+              <w:spacing w:after="0"/>
+            </w:pPr>
+            <w:r>
+              <w:rPr>
+                <w:sz w:val="19"/>
+                <w:szCs w:val="19"/>
+              </w:rPr>
+              <w:t xml:space="preserve">Payments Go-Live</w:t>
+            </w:r>
+          </w:p>
+        </w:tc>
+        <w:tc>
+          <w:tcPr>
+            <w:tcW w:type="pct" w:w="40%"/>
+          </w:tcPr>
+          <w:p>
+            <w:pPr>
+              <w:spacing w:after="0"/>
+            </w:pPr>
+            <w:r>
+              <w:rPr>
+                <w:sz w:val="19"/>
+                <w:szCs w:val="19"/>
+              </w:rPr>
+              <w:t xml:space="preserve">FastSpring/Paystack live keys wired into Vercel env</w:t>
+            </w:r>
+          </w:p>
+        </w:tc>
+        <w:tc>
+          <w:tcPr>
+            <w:tcW w:type="pct" w:w="20%"/>
+          </w:tcPr>
+          <w:p>
+            <w:pPr>
+              <w:spacing w:after="0"/>
+            </w:pPr>
+            <w:r>
+              <w:rPr>
+                <w:sz w:val="19"/>
+                <w:szCs w:val="19"/>
+              </w:rPr>
+              <w:t xml:space="preserve">Pending</w:t>
             </w:r>
           </w:p>
         </w:tc>
@@ -2681,7 +2937,7 @@
           <w:sz w:val="26"/>
           <w:szCs w:val="26"/>
         </w:rPr>
-        <w:t xml:space="preserve">7.1 Pre-Launch (Immediate — 1-2 Weeks)</w:t>
+        <w:t xml:space="preserve">7.1 Launch Blockers (Do Next)</w:t>
       </w:r>
     </w:p>
     <w:p>
@@ -2696,7 +2952,7 @@
           <w:sz w:val="22"/>
           <w:szCs w:val="22"/>
         </w:rPr>
-        <w:t xml:space="preserve">Development</w:t>
+        <w:t xml:space="preserve">Payments go-live</w:t>
       </w:r>
     </w:p>
     <w:p>
@@ -2714,7 +2970,7 @@
           <w:sz w:val="20"/>
           <w:szCs w:val="20"/>
         </w:rPr>
-        <w:t xml:space="preserve">Implement data export (CSV/JSON) for user data portability (GDPR)</w:t>
+        <w:t xml:space="preserve">Activate FastSpring/Paystack live catalog, wire live keys + webhook URLs into Vercel environment variables.</w:t>
       </w:r>
     </w:p>
     <w:p>
@@ -2732,7 +2988,7 @@
           <w:sz w:val="20"/>
           <w:szCs w:val="20"/>
         </w:rPr>
-        <w:t xml:space="preserve">Implement account deletion (GDPR right to erasure)</w:t>
+        <w:t xml:space="preserve">End-to-end live payment test on device (subscribe, webhook upgrade, renewal/refund handling).</w:t>
       </w:r>
     </w:p>
     <w:p>
@@ -2750,7 +3006,22 @@
           <w:sz w:val="20"/>
           <w:szCs w:val="20"/>
         </w:rPr>
-        <w:t xml:space="preserve">Update privacy policy to explicitly mention health data collection</w:t>
+        <w:t xml:space="preserve">Confirm VAT/tax settings and country routing in production.</w:t>
+      </w:r>
+    </w:p>
+    <w:p>
+      <w:pPr>
+        <w:pStyle w:val="Heading3"/>
+        <w:spacing w:after="120" w:before="200"/>
+      </w:pPr>
+      <w:r>
+        <w:rPr>
+          <w:b/>
+          <w:bCs/>
+          <w:sz w:val="22"/>
+          <w:szCs w:val="22"/>
+        </w:rPr>
+        <w:t xml:space="preserve">Store submission</w:t>
       </w:r>
     </w:p>
     <w:p>
@@ -2768,7 +3039,7 @@
           <w:sz w:val="20"/>
           <w:szCs w:val="20"/>
         </w:rPr>
-        <w:t xml:space="preserve">Add consent management for health data processing</w:t>
+        <w:t xml:space="preserve">Create Android Play Console app (com.useadhera.app); upload the Codemagic-signed AAB to Internal testing; run a signer-verification check (SHA-256 of builds).</w:t>
       </w:r>
     </w:p>
     <w:p>
@@ -2786,7 +3057,7 @@
           <w:sz w:val="20"/>
           <w:szCs w:val="20"/>
         </w:rPr>
-        <w:t xml:space="preserve">Test Paystack subscription flow end-to-end on iPhone</w:t>
+        <w:t xml:space="preserve">Create Apple Developer account ($99/yr); register bundle id com.useadhera.app; generate App Store Connect API key and populate the appstore_connect secret group; run ios-release on a tag.</w:t>
       </w:r>
     </w:p>
     <w:p>
@@ -2804,7 +3075,22 @@
           <w:sz w:val="20"/>
           <w:szCs w:val="20"/>
         </w:rPr>
-        <w:t xml:space="preserve">Test OTP authentication flow end-to-end</w:t>
+        <w:t xml:space="preserve">Add store listings (screenshots from Pixel + Samsung emulators, descriptions, privacy links).</w:t>
+      </w:r>
+    </w:p>
+    <w:p>
+      <w:pPr>
+        <w:pStyle w:val="Heading3"/>
+        <w:spacing w:after="120" w:before="200"/>
+      </w:pPr>
+      <w:r>
+        <w:rPr>
+          <w:b/>
+          <w:bCs/>
+          <w:sz w:val="22"/>
+          <w:szCs w:val="22"/>
+        </w:rPr>
+        <w:t xml:space="preserve">Compliance &amp; QA</w:t>
       </w:r>
     </w:p>
     <w:p>
@@ -2822,7 +3108,7 @@
           <w:sz w:val="20"/>
           <w:szCs w:val="20"/>
         </w:rPr>
-        <w:t xml:space="preserve">Add proper error boundaries (ErrorBoundary component)</w:t>
+        <w:t xml:space="preserve">Add explicit health-data consent management; final privacy-policy review.</w:t>
       </w:r>
     </w:p>
     <w:p>
@@ -2840,7 +3126,23 @@
           <w:sz w:val="20"/>
           <w:szCs w:val="20"/>
         </w:rPr>
-        <w:t xml:space="preserve">Add loading skeletons for data-fetching states</w:t>
+        <w:t xml:space="preserve">Beta-tester onboarding list and feedback loop.</w:t>
+      </w:r>
+    </w:p>
+    <w:p>
+      <w:pPr>
+        <w:pStyle w:val="Heading2"/>
+        <w:spacing w:after="160" w:before="280"/>
+      </w:pPr>
+      <w:r>
+        <w:rPr>
+          <w:b/>
+          <w:bCs/>
+          <w:color w:val="5856D6"/>
+          <w:sz w:val="26"/>
+          <w:szCs w:val="26"/>
+        </w:rPr>
+        <w:t xml:space="preserve">7.2 Launch Preparation</w:t>
       </w:r>
     </w:p>
     <w:p>
@@ -2855,7 +3157,7 @@
           <w:sz w:val="22"/>
           <w:szCs w:val="22"/>
         </w:rPr>
-        <w:t xml:space="preserve">Non-Development</w:t>
+        <w:t xml:space="preserve">Development</w:t>
       </w:r>
     </w:p>
     <w:p>
@@ -2873,7 +3175,7 @@
           <w:sz w:val="20"/>
           <w:szCs w:val="20"/>
         </w:rPr>
-        <w:t xml:space="preserve">Set up Data Processing Agreement with Supabase</w:t>
+        <w:t xml:space="preserve">Accessibility audit (keyboard navigation, screen reader, contrast).</w:t>
       </w:r>
     </w:p>
     <w:p>
@@ -2891,7 +3193,7 @@
           <w:sz w:val="20"/>
           <w:szCs w:val="20"/>
         </w:rPr>
-        <w:t xml:space="preserve">Write comprehensive Privacy Policy covering health data (US + EU)</w:t>
+        <w:t xml:space="preserve">Core Web Vitals / Lighthouse performance pass.</w:t>
       </w:r>
     </w:p>
     <w:p>
@@ -2909,7 +3211,22 @@
           <w:sz w:val="20"/>
           <w:szCs w:val="20"/>
         </w:rPr>
-        <w:t xml:space="preserve">Prepare beta tester list and invite process</w:t>
+        <w:t xml:space="preserve">Error monitoring (e.g., Sentry) and uptime alerts.</w:t>
+      </w:r>
+    </w:p>
+    <w:p>
+      <w:pPr>
+        <w:pStyle w:val="Heading3"/>
+        <w:spacing w:after="120" w:before="200"/>
+      </w:pPr>
+      <w:r>
+        <w:rPr>
+          <w:b/>
+          <w:bCs/>
+          <w:sz w:val="22"/>
+          <w:szCs w:val="22"/>
+        </w:rPr>
+        <w:t xml:space="preserve">Non-Development</w:t>
       </w:r>
     </w:p>
     <w:p>
@@ -2927,7 +3244,43 @@
           <w:sz w:val="20"/>
           <w:szCs w:val="20"/>
         </w:rPr>
-        <w:t xml:space="preserve">Set up Google Search Console and submit sitemap</w:t>
+        <w:t xml:space="preserve">Analytics (Plausible/PostHog), Search Console + sitemap submission.</w:t>
+      </w:r>
+    </w:p>
+    <w:p>
+      <w:pPr>
+        <w:pStyle w:val="ListParagraph"/>
+        <w:numPr>
+          <w:ilvl w:val="1"/>
+          <w:numId w:val="1"/>
+        </w:numPr>
+        <w:spacing w:after="60" w:line="260"/>
+      </w:pPr>
+      <w:r>
+        <w:rPr>
+          <w:color w:val="555555"/>
+          <w:sz w:val="20"/>
+          <w:szCs w:val="20"/>
+        </w:rPr>
+        <w:t xml:space="preserve">Customer support channel; social presence; health-tech outreach.</w:t>
+      </w:r>
+    </w:p>
+    <w:p>
+      <w:pPr>
+        <w:pStyle w:val="ListParagraph"/>
+        <w:numPr>
+          <w:ilvl w:val="1"/>
+          <w:numId w:val="1"/>
+        </w:numPr>
+        <w:spacing w:after="60" w:line="260"/>
+      </w:pPr>
+      <w:r>
+        <w:rPr>
+          <w:color w:val="555555"/>
+          <w:sz w:val="20"/>
+          <w:szCs w:val="20"/>
+        </w:rPr>
+        <w:t xml:space="preserve">Optionally enable automated Google Play publishing via a service account (GCLOUD_SERVICE_ACCOUNT_CREDENTIALS).</w:t>
       </w:r>
     </w:p>
     <w:p>
@@ -2943,22 +3296,7 @@
           <w:sz w:val="26"/>
           <w:szCs w:val="26"/>
         </w:rPr>
-        <w:t xml:space="preserve">7.2 Launch Preparation (2-4 Weeks)</w:t>
-      </w:r>
-    </w:p>
-    <w:p>
-      <w:pPr>
-        <w:pStyle w:val="Heading3"/>
-        <w:spacing w:after="120" w:before="200"/>
-      </w:pPr>
-      <w:r>
-        <w:rPr>
-          <w:b/>
-          <w:bCs/>
-          <w:sz w:val="22"/>
-          <w:szCs w:val="22"/>
-        </w:rPr>
-        <w:t xml:space="preserve">Development</w:t>
+        <w:t xml:space="preserve">7.3 Post-Launch (Month 1–3)</w:t>
       </w:r>
     </w:p>
     <w:p>
@@ -2976,7 +3314,7 @@
           <w:sz w:val="20"/>
           <w:szCs w:val="20"/>
         </w:rPr>
-        <w:t xml:space="preserve">Implement vitals tracking (BP, weight, glucose, temperature) with trend charts</w:t>
+        <w:t xml:space="preserve">Collect beta/production feedback; prioritize feature requests.</w:t>
       </w:r>
     </w:p>
     <w:p>
@@ -2994,7 +3332,7 @@
           <w:sz w:val="20"/>
           <w:szCs w:val="20"/>
         </w:rPr>
-        <w:t xml:space="preserve">Add appointment scheduling with push notification reminders</w:t>
+        <w:t xml:space="preserve">Caregiver notification preferences and reminder channels.</w:t>
       </w:r>
     </w:p>
     <w:p>
@@ -3012,7 +3350,7 @@
           <w:sz w:val="20"/>
           <w:szCs w:val="20"/>
         </w:rPr>
-        <w:t xml:space="preserve">Build family/caregiver sharing feature end-to-end</w:t>
+        <w:t xml:space="preserve">Vitals trend reports for doctors; pre-visit intake forms.</w:t>
       </w:r>
     </w:p>
     <w:p>
@@ -3030,166 +3368,7 @@
           <w:sz w:val="20"/>
           <w:szCs w:val="20"/>
         </w:rPr>
-        <w:t xml:space="preserve">Add medication interaction warnings at the point of adding new meds</w:t>
-      </w:r>
-    </w:p>
-    <w:p>
-      <w:pPr>
-        <w:pStyle w:val="ListParagraph"/>
-        <w:numPr>
-          <w:ilvl w:val="1"/>
-          <w:numId w:val="1"/>
-        </w:numPr>
-        <w:spacing w:after="60" w:line="260"/>
-      </w:pPr>
-      <w:r>
-        <w:rPr>
-          <w:color w:val="555555"/>
-          <w:sz w:val="20"/>
-          <w:szCs w:val="20"/>
-        </w:rPr>
-        <w:t xml:space="preserve">Accessibility audit (keyboard navigation, screen reader support, color contrast)</w:t>
-      </w:r>
-    </w:p>
-    <w:p>
-      <w:pPr>
-        <w:pStyle w:val="ListParagraph"/>
-        <w:numPr>
-          <w:ilvl w:val="1"/>
-          <w:numId w:val="1"/>
-        </w:numPr>
-        <w:spacing w:after="60" w:line="260"/>
-      </w:pPr>
-      <w:r>
-        <w:rPr>
-          <w:color w:val="555555"/>
-          <w:sz w:val="20"/>
-          <w:szCs w:val="20"/>
-        </w:rPr>
-        <w:t xml:space="preserve">Performance optimization (Lighthouse scores, Core Web Vitals)</w:t>
-      </w:r>
-    </w:p>
-    <w:p>
-      <w:pPr>
-        <w:pStyle w:val="Heading3"/>
-        <w:spacing w:after="120" w:before="200"/>
-      </w:pPr>
-      <w:r>
-        <w:rPr>
-          <w:b/>
-          <w:bCs/>
-          <w:sz w:val="22"/>
-          <w:szCs w:val="22"/>
-        </w:rPr>
-        <w:t xml:space="preserve">Non-Development</w:t>
-      </w:r>
-    </w:p>
-    <w:p>
-      <w:pPr>
-        <w:pStyle w:val="ListParagraph"/>
-        <w:numPr>
-          <w:ilvl w:val="1"/>
-          <w:numId w:val="1"/>
-        </w:numPr>
-        <w:spacing w:after="60" w:line="260"/>
-      </w:pPr>
-      <w:r>
-        <w:rPr>
-          <w:color w:val="555555"/>
-          <w:sz w:val="20"/>
-          <w:szCs w:val="20"/>
-        </w:rPr>
-        <w:t xml:space="preserve">Set up analytics (Plausible, PostHog, or Google Analytics)</w:t>
-      </w:r>
-    </w:p>
-    <w:p>
-      <w:pPr>
-        <w:pStyle w:val="ListParagraph"/>
-        <w:numPr>
-          <w:ilvl w:val="1"/>
-          <w:numId w:val="1"/>
-        </w:numPr>
-        <w:spacing w:after="60" w:line="260"/>
-      </w:pPr>
-      <w:r>
-        <w:rPr>
-          <w:color w:val="555555"/>
-          <w:sz w:val="20"/>
-          <w:szCs w:val="20"/>
-        </w:rPr>
-        <w:t xml:space="preserve">Create user onboarding materials (guided tour, help docs)</w:t>
-      </w:r>
-    </w:p>
-    <w:p>
-      <w:pPr>
-        <w:pStyle w:val="ListParagraph"/>
-        <w:numPr>
-          <w:ilvl w:val="1"/>
-          <w:numId w:val="1"/>
-        </w:numPr>
-        <w:spacing w:after="60" w:line="260"/>
-      </w:pPr>
-      <w:r>
-        <w:rPr>
-          <w:color w:val="555555"/>
-          <w:sz w:val="20"/>
-          <w:szCs w:val="20"/>
-        </w:rPr>
-        <w:t xml:space="preserve">Design social media presence (Twitter/X, LinkedIn)</w:t>
-      </w:r>
-    </w:p>
-    <w:p>
-      <w:pPr>
-        <w:pStyle w:val="ListParagraph"/>
-        <w:numPr>
-          <w:ilvl w:val="1"/>
-          <w:numId w:val="1"/>
-        </w:numPr>
-        <w:spacing w:after="60" w:line="260"/>
-      </w:pPr>
-      <w:r>
-        <w:rPr>
-          <w:color w:val="555555"/>
-          <w:sz w:val="20"/>
-          <w:szCs w:val="20"/>
-        </w:rPr>
-        <w:t xml:space="preserve">Reach out to health-tech blogs and communities for coverage</w:t>
-      </w:r>
-    </w:p>
-    <w:p>
-      <w:pPr>
-        <w:pStyle w:val="ListParagraph"/>
-        <w:numPr>
-          <w:ilvl w:val="1"/>
-          <w:numId w:val="1"/>
-        </w:numPr>
-        <w:spacing w:after="60" w:line="260"/>
-      </w:pPr>
-      <w:r>
-        <w:rPr>
-          <w:color w:val="555555"/>
-          <w:sz w:val="20"/>
-          <w:szCs w:val="20"/>
-        </w:rPr>
-        <w:t xml:space="preserve">Set up customer support ticketing (Intercom, Crisp, or email)</w:t>
-      </w:r>
-    </w:p>
-    <w:p>
-      <w:pPr>
-        <w:pStyle w:val="ListParagraph"/>
-        <w:numPr>
-          <w:ilvl w:val="1"/>
-          <w:numId w:val="1"/>
-        </w:numPr>
-        <w:spacing w:after="60" w:line="260"/>
-      </w:pPr>
-      <w:r>
-        <w:rPr>
-          <w:color w:val="555555"/>
-          <w:sz w:val="20"/>
-          <w:szCs w:val="20"/>
-        </w:rPr>
-        <w:t xml:space="preserve">Set up BAA with Supabase if targeting US healthcare providers</w:t>
+        <w:t xml:space="preserve">Iterate on pricing based on market response.</w:t>
       </w:r>
     </w:p>
     <w:p>
@@ -3205,418 +3384,92 @@
           <w:sz w:val="26"/>
           <w:szCs w:val="26"/>
         </w:rPr>
-        <w:t xml:space="preserve">7.3 Post-Launch (Month 1-3)</w:t>
-      </w:r>
-    </w:p>
-    <w:p>
-      <w:pPr>
-        <w:pStyle w:val="Heading3"/>
-        <w:spacing w:after="120" w:before="200"/>
-      </w:pPr>
-      <w:r>
-        <w:rPr>
-          <w:b/>
-          <w:bCs/>
-          <w:sz w:val="22"/>
-          <w:szCs w:val="22"/>
-        </w:rPr>
-        <w:t xml:space="preserve">Development</w:t>
-      </w:r>
-    </w:p>
-    <w:p>
-      <w:pPr>
-        <w:pStyle w:val="ListParagraph"/>
-        <w:numPr>
-          <w:ilvl w:val="1"/>
-          <w:numId w:val="1"/>
-        </w:numPr>
-        <w:spacing w:after="60" w:line="260"/>
-      </w:pPr>
-      <w:r>
-        <w:rPr>
-          <w:color w:val="555555"/>
-          <w:sz w:val="20"/>
-          <w:szCs w:val="20"/>
-        </w:rPr>
-        <w:t xml:space="preserve">Collect beta feedback and prioritize feature requests</w:t>
-      </w:r>
-    </w:p>
-    <w:p>
-      <w:pPr>
-        <w:pStyle w:val="ListParagraph"/>
-        <w:numPr>
-          <w:ilvl w:val="1"/>
-          <w:numId w:val="1"/>
-        </w:numPr>
-        <w:spacing w:after="60" w:line="260"/>
-      </w:pPr>
-      <w:r>
-        <w:rPr>
-          <w:color w:val="555555"/>
-          <w:sz w:val="20"/>
-          <w:szCs w:val="20"/>
-        </w:rPr>
-        <w:t xml:space="preserve">Implement caregiver notification preferences</w:t>
-      </w:r>
-    </w:p>
-    <w:p>
-      <w:pPr>
-        <w:pStyle w:val="ListParagraph"/>
-        <w:numPr>
-          <w:ilvl w:val="1"/>
-          <w:numId w:val="1"/>
-        </w:numPr>
-        <w:spacing w:after="60" w:line="260"/>
-      </w:pPr>
-      <w:r>
-        <w:rPr>
-          <w:color w:val="555555"/>
-          <w:sz w:val="20"/>
-          <w:szCs w:val="20"/>
-        </w:rPr>
-        <w:t xml:space="preserve">Build admin dashboard for enterprise customers</w:t>
-      </w:r>
-    </w:p>
-    <w:p>
-      <w:pPr>
-        <w:pStyle w:val="ListParagraph"/>
-        <w:numPr>
-          <w:ilvl w:val="1"/>
-          <w:numId w:val="1"/>
-        </w:numPr>
-        <w:spacing w:after="60" w:line="260"/>
-      </w:pPr>
-      <w:r>
-        <w:rPr>
-          <w:color w:val="555555"/>
-          <w:sz w:val="20"/>
-          <w:szCs w:val="20"/>
-        </w:rPr>
-        <w:t xml:space="preserve">Implement end-to-end encryption for sensitive health data</w:t>
-      </w:r>
-    </w:p>
-    <w:p>
-      <w:pPr>
-        <w:pStyle w:val="ListParagraph"/>
-        <w:numPr>
-          <w:ilvl w:val="1"/>
-          <w:numId w:val="1"/>
-        </w:numPr>
-        <w:spacing w:after="60" w:line="260"/>
-      </w:pPr>
-      <w:r>
-        <w:rPr>
-          <w:color w:val="555555"/>
-          <w:sz w:val="20"/>
-          <w:szCs w:val="20"/>
-        </w:rPr>
-        <w:t xml:space="preserve">Add audit logging for all data access (HIPAA readiness)</w:t>
-      </w:r>
-    </w:p>
-    <w:p>
-      <w:pPr>
-        <w:pStyle w:val="Heading3"/>
-        <w:spacing w:after="120" w:before="200"/>
-      </w:pPr>
-      <w:r>
-        <w:rPr>
-          <w:b/>
-          <w:bCs/>
-          <w:sz w:val="22"/>
-          <w:szCs w:val="22"/>
-        </w:rPr>
-        <w:t xml:space="preserve">Non-Development</w:t>
-      </w:r>
-    </w:p>
-    <w:p>
-      <w:pPr>
-        <w:pStyle w:val="ListParagraph"/>
-        <w:numPr>
-          <w:ilvl w:val="1"/>
-          <w:numId w:val="1"/>
-        </w:numPr>
-        <w:spacing w:after="60" w:line="260"/>
-      </w:pPr>
-      <w:r>
-        <w:rPr>
-          <w:color w:val="555555"/>
-          <w:sz w:val="20"/>
-          <w:szCs w:val="20"/>
-        </w:rPr>
-        <w:t xml:space="preserve">Monitor error rates and user feedback closely</w:t>
-      </w:r>
-    </w:p>
-    <w:p>
-      <w:pPr>
-        <w:pStyle w:val="ListParagraph"/>
-        <w:numPr>
-          <w:ilvl w:val="1"/>
-          <w:numId w:val="1"/>
-        </w:numPr>
-        <w:spacing w:after="60" w:line="260"/>
-      </w:pPr>
-      <w:r>
-        <w:rPr>
-          <w:color w:val="555555"/>
-          <w:sz w:val="20"/>
-          <w:szCs w:val="20"/>
-        </w:rPr>
-        <w:t xml:space="preserve">Iterate on pricing based on market response</w:t>
-      </w:r>
-    </w:p>
-    <w:p>
-      <w:pPr>
-        <w:pStyle w:val="ListParagraph"/>
-        <w:numPr>
-          <w:ilvl w:val="1"/>
-          <w:numId w:val="1"/>
-        </w:numPr>
-        <w:spacing w:after="60" w:line="260"/>
-      </w:pPr>
-      <w:r>
-        <w:rPr>
-          <w:color w:val="555555"/>
-          <w:sz w:val="20"/>
-          <w:szCs w:val="20"/>
-        </w:rPr>
-        <w:t xml:space="preserve">Explore partnerships with pharmacies and clinics</w:t>
-      </w:r>
-    </w:p>
-    <w:p>
-      <w:pPr>
-        <w:pStyle w:val="ListParagraph"/>
-        <w:numPr>
-          <w:ilvl w:val="1"/>
-          <w:numId w:val="1"/>
-        </w:numPr>
-        <w:spacing w:after="60" w:line="260"/>
-      </w:pPr>
-      <w:r>
-        <w:rPr>
-          <w:color w:val="555555"/>
-          <w:sz w:val="20"/>
-          <w:szCs w:val="20"/>
-        </w:rPr>
-        <w:t xml:space="preserve">Hire or contract for ongoing maintenance and feature development</w:t>
-      </w:r>
-    </w:p>
-    <w:p>
-      <w:pPr>
-        <w:pStyle w:val="Heading2"/>
-        <w:spacing w:after="160" w:before="280"/>
-      </w:pPr>
-      <w:r>
-        <w:rPr>
-          <w:b/>
-          <w:bCs/>
-          <w:color w:val="5856D6"/>
-          <w:sz w:val="26"/>
-          <w:szCs w:val="26"/>
-        </w:rPr>
-        <w:t xml:space="preserve">7.4 Medium-Term (3-6 Months)</w:t>
-      </w:r>
-    </w:p>
-    <w:p>
-      <w:pPr>
-        <w:pStyle w:val="ListParagraph"/>
-        <w:numPr>
-          <w:ilvl w:val="0"/>
-          <w:numId w:val="1"/>
-        </w:numPr>
-        <w:spacing w:after="60" w:line="260"/>
-      </w:pPr>
-      <w:r>
-        <w:rPr>
-          <w:sz w:val="21"/>
-          <w:szCs w:val="21"/>
-        </w:rPr>
-        <w:t xml:space="preserve">Native mobile app (React Native or Flutter) for better push notification reliability</w:t>
-      </w:r>
-    </w:p>
-    <w:p>
-      <w:pPr>
-        <w:pStyle w:val="ListParagraph"/>
-        <w:numPr>
-          <w:ilvl w:val="0"/>
-          <w:numId w:val="1"/>
-        </w:numPr>
-        <w:spacing w:after="60" w:line="260"/>
-      </w:pPr>
-      <w:r>
-        <w:rPr>
-          <w:sz w:val="21"/>
-          <w:szCs w:val="21"/>
-        </w:rPr>
-        <w:t xml:space="preserve">Apple Health / Google Fit integration for holistic health tracking</w:t>
-      </w:r>
-    </w:p>
-    <w:p>
-      <w:pPr>
-        <w:pStyle w:val="ListParagraph"/>
-        <w:numPr>
-          <w:ilvl w:val="0"/>
-          <w:numId w:val="1"/>
-        </w:numPr>
-        <w:spacing w:after="60" w:line="260"/>
-      </w:pPr>
-      <w:r>
-        <w:rPr>
-          <w:sz w:val="21"/>
-          <w:szCs w:val="21"/>
-        </w:rPr>
-        <w:t xml:space="preserve">AI-powered insights: predict missed doses, suggest schedule optimizations</w:t>
-      </w:r>
-    </w:p>
-    <w:p>
-      <w:pPr>
-        <w:pStyle w:val="ListParagraph"/>
-        <w:numPr>
-          <w:ilvl w:val="0"/>
-          <w:numId w:val="1"/>
-        </w:numPr>
-        <w:spacing w:after="60" w:line="260"/>
-      </w:pPr>
-      <w:r>
-        <w:rPr>
-          <w:sz w:val="21"/>
-          <w:szCs w:val="21"/>
-        </w:rPr>
-        <w:t xml:space="preserve">Multi-language support (starting with French and Spanish)</w:t>
-      </w:r>
-    </w:p>
-    <w:p>
-      <w:pPr>
-        <w:pStyle w:val="ListParagraph"/>
-        <w:numPr>
-          <w:ilvl w:val="0"/>
-          <w:numId w:val="1"/>
-        </w:numPr>
-        <w:spacing w:after="60" w:line="260"/>
-      </w:pPr>
-      <w:r>
-        <w:rPr>
-          <w:sz w:val="21"/>
-          <w:szCs w:val="21"/>
-        </w:rPr>
-        <w:t xml:space="preserve">Offline-first architecture with local-first data sync</w:t>
-      </w:r>
-    </w:p>
-    <w:p>
-      <w:pPr>
-        <w:pStyle w:val="ListParagraph"/>
-        <w:numPr>
-          <w:ilvl w:val="0"/>
-          <w:numId w:val="1"/>
-        </w:numPr>
-        <w:spacing w:after="60" w:line="260"/>
-      </w:pPr>
-      <w:r>
-        <w:rPr>
-          <w:sz w:val="21"/>
-          <w:szCs w:val="21"/>
-        </w:rPr>
-        <w:t xml:space="preserve">Wearable device integration (Apple Watch, Wear OS)</w:t>
-      </w:r>
-    </w:p>
-    <w:p>
-      <w:pPr>
-        <w:pStyle w:val="Heading2"/>
-        <w:spacing w:after="160" w:before="280"/>
-      </w:pPr>
-      <w:r>
-        <w:rPr>
-          <w:b/>
-          <w:bCs/>
-          <w:color w:val="5856D6"/>
-          <w:sz w:val="26"/>
-          <w:szCs w:val="26"/>
-        </w:rPr>
-        <w:t xml:space="preserve">7.5 Doctor/Clinic Integration (ClinchPro Equivalent)</w:t>
-      </w:r>
-    </w:p>
-    <w:p>
-      <w:pPr>
-        <w:pStyle w:val="ListParagraph"/>
-        <w:numPr>
-          <w:ilvl w:val="0"/>
-          <w:numId w:val="1"/>
-        </w:numPr>
-        <w:spacing w:after="60" w:line="260"/>
-      </w:pPr>
-      <w:r>
-        <w:rPr>
-          <w:sz w:val="21"/>
-          <w:szCs w:val="21"/>
-        </w:rPr>
-        <w:t xml:space="preserve">Doctor dashboard — separate view for healthcare providers to manage patients, view adherence, send treatment plans</w:t>
-      </w:r>
-    </w:p>
-    <w:p>
-      <w:pPr>
-        <w:pStyle w:val="ListParagraph"/>
-        <w:numPr>
-          <w:ilvl w:val="0"/>
-          <w:numId w:val="1"/>
-        </w:numPr>
-        <w:spacing w:after="60" w:line="260"/>
-      </w:pPr>
-      <w:r>
-        <w:rPr>
-          <w:sz w:val="21"/>
-          <w:szCs w:val="21"/>
-        </w:rPr>
-        <w:t xml:space="preserve">Patient → Doctor report sharing via secure link (instead of clipboard/WhatsApp)</w:t>
-      </w:r>
-    </w:p>
-    <w:p>
-      <w:pPr>
-        <w:pStyle w:val="ListParagraph"/>
-        <w:numPr>
-          <w:ilvl w:val="0"/>
-          <w:numId w:val="1"/>
-        </w:numPr>
-        <w:spacing w:after="60" w:line="260"/>
-      </w:pPr>
-      <w:r>
-        <w:rPr>
-          <w:sz w:val="21"/>
-          <w:szCs w:val="21"/>
-        </w:rPr>
-        <w:t xml:space="preserve">Vitals trend reports for doctor review</w:t>
-      </w:r>
-    </w:p>
-    <w:p>
-      <w:pPr>
-        <w:pStyle w:val="ListParagraph"/>
-        <w:numPr>
-          <w:ilvl w:val="0"/>
-          <w:numId w:val="1"/>
-        </w:numPr>
-        <w:spacing w:after="60" w:line="260"/>
-      </w:pPr>
-      <w:r>
-        <w:rPr>
-          <w:sz w:val="21"/>
-          <w:szCs w:val="21"/>
-        </w:rPr>
-        <w:t xml:space="preserve">Pre-visit assessment forms (structured patient intake)</w:t>
-      </w:r>
-    </w:p>
-    <w:p>
-      <w:pPr>
-        <w:pStyle w:val="ListParagraph"/>
-        <w:numPr>
-          <w:ilvl w:val="0"/>
-          <w:numId w:val="1"/>
-        </w:numPr>
-        <w:spacing w:after="60" w:line="260"/>
-      </w:pPr>
-      <w:r>
-        <w:rPr>
-          <w:sz w:val="21"/>
-          <w:szCs w:val="21"/>
-        </w:rPr>
-        <w:t xml:space="preserve">Post-visit follow-up messaging and reminders</w:t>
+        <w:t xml:space="preserve">7.4 Medium-Term (3–6 Months)</w:t>
+      </w:r>
+    </w:p>
+    <w:p>
+      <w:pPr>
+        <w:pStyle w:val="ListParagraph"/>
+        <w:numPr>
+          <w:ilvl w:val="0"/>
+          <w:numId w:val="1"/>
+        </w:numPr>
+        <w:spacing w:after="60" w:line="260"/>
+      </w:pPr>
+      <w:r>
+        <w:rPr>
+          <w:sz w:val="21"/>
+          <w:szCs w:val="21"/>
+        </w:rPr>
+        <w:t xml:space="preserve">Native iOS push reliability (APNs via FCM) and in-app notification center.</w:t>
+      </w:r>
+    </w:p>
+    <w:p>
+      <w:pPr>
+        <w:pStyle w:val="ListParagraph"/>
+        <w:numPr>
+          <w:ilvl w:val="0"/>
+          <w:numId w:val="1"/>
+        </w:numPr>
+        <w:spacing w:after="60" w:line="260"/>
+      </w:pPr>
+      <w:r>
+        <w:rPr>
+          <w:sz w:val="21"/>
+          <w:szCs w:val="21"/>
+        </w:rPr>
+        <w:t xml:space="preserve">AI-powered insights: predict missed doses, suggest schedule optimizations.</w:t>
+      </w:r>
+    </w:p>
+    <w:p>
+      <w:pPr>
+        <w:pStyle w:val="ListParagraph"/>
+        <w:numPr>
+          <w:ilvl w:val="0"/>
+          <w:numId w:val="1"/>
+        </w:numPr>
+        <w:spacing w:after="60" w:line="260"/>
+      </w:pPr>
+      <w:r>
+        <w:rPr>
+          <w:sz w:val="21"/>
+          <w:szCs w:val="21"/>
+        </w:rPr>
+        <w:t xml:space="preserve">Apple Health / Google Fit integration; wearable device hooks.</w:t>
+      </w:r>
+    </w:p>
+    <w:p>
+      <w:pPr>
+        <w:pStyle w:val="ListParagraph"/>
+        <w:numPr>
+          <w:ilvl w:val="0"/>
+          <w:numId w:val="1"/>
+        </w:numPr>
+        <w:spacing w:after="60" w:line="260"/>
+      </w:pPr>
+      <w:r>
+        <w:rPr>
+          <w:sz w:val="21"/>
+          <w:szCs w:val="21"/>
+        </w:rPr>
+        <w:t xml:space="preserve">Offline-first architecture with local-first data sync.</w:t>
+      </w:r>
+    </w:p>
+    <w:p>
+      <w:pPr>
+        <w:pStyle w:val="ListParagraph"/>
+        <w:numPr>
+          <w:ilvl w:val="0"/>
+          <w:numId w:val="1"/>
+        </w:numPr>
+        <w:spacing w:after="60" w:line="260"/>
+      </w:pPr>
+      <w:r>
+        <w:rPr>
+          <w:sz w:val="21"/>
+          <w:szCs w:val="21"/>
+        </w:rPr>
+        <w:t xml:space="preserve">Doctor/Clinic dashboard (patient lists, adherence views, secure report links) — the ClinchPro-equivalent path.</w:t>
       </w:r>
     </w:p>
     <w:p>
@@ -3649,24 +3502,41 @@
           <w:sz w:val="21"/>
           <w:szCs w:val="21"/>
         </w:rPr>
-        <w:t xml:space="preserve">Tech Stack: Next.js 16 + Supabase + Vercel</w:t>
-      </w:r>
-    </w:p>
-    <w:p>
-      <w:pPr>
-        <w:pStyle w:val="ListParagraph"/>
-        <w:numPr>
-          <w:ilvl w:val="0"/>
-          <w:numId w:val="1"/>
-        </w:numPr>
-        <w:spacing w:after="60" w:line="260"/>
-      </w:pPr>
-      <w:r>
-        <w:rPr>
-          <w:sz w:val="21"/>
-          <w:szCs w:val="21"/>
-        </w:rPr>
-        <w:t xml:space="preserve">Deployment: Production at meditrack-delta-pied.vercel.app</w:t>
+        <w:t xml:space="preserve">Tech Stack: Next.js 16 + Supabase + Vercel + Capacitor 8</w:t>
+      </w:r>
+    </w:p>
+    <w:p>
+      <w:pPr>
+        <w:pStyle w:val="ListParagraph"/>
+        <w:numPr>
+          <w:ilvl w:val="0"/>
+          <w:numId w:val="1"/>
+        </w:numPr>
+        <w:spacing w:after="60" w:line="260"/>
+      </w:pPr>
+      <w:r>
+        <w:rPr>
+          <w:sz w:val="21"/>
+          <w:szCs w:val="21"/>
+        </w:rPr>
+        <w:t xml:space="preserve">Web deployment: https://www.useadhera.com (auto-deploy on push to main)</w:t>
+      </w:r>
+    </w:p>
+    <w:p>
+      <w:pPr>
+        <w:pStyle w:val="ListParagraph"/>
+        <w:numPr>
+          <w:ilvl w:val="0"/>
+          <w:numId w:val="1"/>
+        </w:numPr>
+        <w:spacing w:after="60" w:line="260"/>
+      </w:pPr>
+      <w:r>
+        <w:rPr>
+          <w:sz w:val="21"/>
+          <w:szCs w:val="21"/>
+        </w:rPr>
+        <w:t xml:space="preserve">Mobile CI/CD: Codemagic — android-release (signed AAB/APK) working; ios-release defined</w:t>
       </w:r>
     </w:p>
     <w:p>
@@ -3700,160 +3570,143 @@
           <w:sz w:val="21"/>
           <w:szCs w:val="21"/>
         </w:rPr>
-        <w:t xml:space="preserve">Database: PostgreSQL via Supabase</w:t>
-      </w:r>
-    </w:p>
-    <w:p>
-      <w:pPr>
-        <w:pStyle w:val="ListParagraph"/>
-        <w:numPr>
-          <w:ilvl w:val="0"/>
-          <w:numId w:val="1"/>
-        </w:numPr>
-        <w:spacing w:after="60" w:line="260"/>
-      </w:pPr>
-      <w:r>
-        <w:rPr>
-          <w:sz w:val="21"/>
-          <w:szCs w:val="21"/>
-        </w:rPr>
-        <w:t xml:space="preserve">Payments: Paystack (Africa, live subscriptions) + Stripe (global, test mode)</w:t>
-      </w:r>
-    </w:p>
-    <w:p>
-      <w:pPr>
-        <w:pStyle w:val="ListParagraph"/>
-        <w:numPr>
-          <w:ilvl w:val="0"/>
-          <w:numId w:val="1"/>
-        </w:numPr>
-        <w:spacing w:after="60" w:line="260"/>
-      </w:pPr>
-      <w:r>
-        <w:rPr>
-          <w:sz w:val="21"/>
-          <w:szCs w:val="21"/>
-        </w:rPr>
-        <w:t xml:space="preserve">Email: Resend SMTP (useadhera.com domain verified, noreply@useadhera.com)</w:t>
-      </w:r>
-    </w:p>
-    <w:p>
-      <w:pPr>
-        <w:pStyle w:val="ListParagraph"/>
-        <w:numPr>
-          <w:ilvl w:val="0"/>
-          <w:numId w:val="1"/>
-        </w:numPr>
-        <w:spacing w:after="60" w:line="260"/>
-      </w:pPr>
-      <w:r>
-        <w:rPr>
-          <w:sz w:val="21"/>
-          <w:szCs w:val="21"/>
-        </w:rPr>
-        <w:t xml:space="preserve">Notifications: Browser Notification API + Service Worker</w:t>
-      </w:r>
-    </w:p>
-    <w:p>
-      <w:pPr>
-        <w:pStyle w:val="ListParagraph"/>
-        <w:numPr>
-          <w:ilvl w:val="0"/>
-          <w:numId w:val="1"/>
-        </w:numPr>
-        <w:spacing w:after="60" w:line="260"/>
-      </w:pPr>
-      <w:r>
-        <w:rPr>
-          <w:sz w:val="21"/>
-          <w:szCs w:val="21"/>
-        </w:rPr>
-        <w:t xml:space="preserve">PWA: Manifest + service worker + icon set (10 PNG sizes + SVG)</w:t>
-      </w:r>
-    </w:p>
-    <w:p>
-      <w:pPr>
-        <w:pStyle w:val="ListParagraph"/>
-        <w:numPr>
-          <w:ilvl w:val="0"/>
-          <w:numId w:val="1"/>
-        </w:numPr>
-        <w:spacing w:after="60" w:line="260"/>
-      </w:pPr>
-      <w:r>
-        <w:rPr>
-          <w:sz w:val="21"/>
-          <w:szCs w:val="21"/>
-        </w:rPr>
-        <w:t xml:space="preserve">Storage: Supabase Storage for avatar uploads</w:t>
-      </w:r>
-    </w:p>
-    <w:p>
-      <w:pPr>
-        <w:pStyle w:val="ListParagraph"/>
-        <w:numPr>
-          <w:ilvl w:val="0"/>
-          <w:numId w:val="1"/>
-        </w:numPr>
-        <w:spacing w:after="60" w:line="260"/>
-      </w:pPr>
-      <w:r>
-        <w:rPr>
-          <w:sz w:val="21"/>
-          <w:szCs w:val="21"/>
-        </w:rPr>
-        <w:t xml:space="preserve">Sharing: Web Share API for doctor report sharing</w:t>
-      </w:r>
-    </w:p>
-    <w:p>
-      <w:pPr>
-        <w:pStyle w:val="ListParagraph"/>
-        <w:numPr>
-          <w:ilvl w:val="0"/>
-          <w:numId w:val="1"/>
-        </w:numPr>
-        <w:spacing w:after="60" w:line="260"/>
-      </w:pPr>
-      <w:r>
-        <w:rPr>
-          <w:sz w:val="21"/>
-          <w:szCs w:val="21"/>
-        </w:rPr>
-        <w:t xml:space="preserve">Languages: JavaScript (JSX) with minimal TypeScript</w:t>
-      </w:r>
-    </w:p>
-    <w:p>
-      <w:pPr>
-        <w:pStyle w:val="ListParagraph"/>
-        <w:numPr>
-          <w:ilvl w:val="0"/>
-          <w:numId w:val="1"/>
-        </w:numPr>
-        <w:spacing w:after="60" w:line="260"/>
-      </w:pPr>
-      <w:r>
-        <w:rPr>
-          <w:sz w:val="21"/>
-          <w:szCs w:val="21"/>
-        </w:rPr>
-        <w:t xml:space="preserve">Regulatory: General wellness classification (exempt from FDA/MDR)</w:t>
-      </w:r>
-    </w:p>
-    <w:p>
-      <w:pPr>
-        <w:pStyle w:val="ListParagraph"/>
-        <w:numPr>
-          <w:ilvl w:val="0"/>
-          <w:numId w:val="1"/>
-        </w:numPr>
-        <w:spacing w:after="60" w:line="260"/>
-      </w:pPr>
-      <w:r>
-        <w:rPr>
-          <w:sz w:val="21"/>
-          <w:szCs w:val="21"/>
-        </w:rPr>
-        <w:t xml:space="preserve">Compliance targets: HIPAA (US), GDPR (EU)</w:t>
+        <w:t xml:space="preserve">Database: PostgreSQL via Supabase (RLS-enforced)</w:t>
+      </w:r>
+    </w:p>
+    <w:p>
+      <w:pPr>
+        <w:pStyle w:val="ListParagraph"/>
+        <w:numPr>
+          <w:ilvl w:val="0"/>
+          <w:numId w:val="1"/>
+        </w:numPr>
+        <w:spacing w:after="60" w:line="260"/>
+      </w:pPr>
+      <w:r>
+        <w:rPr>
+          <w:sz w:val="21"/>
+          <w:szCs w:val="21"/>
+        </w:rPr>
+        <w:t xml:space="preserve">Payments: FastSpring (global) + Paystack (Africa), test-mode exercised</w:t>
+      </w:r>
+    </w:p>
+    <w:p>
+      <w:pPr>
+        <w:pStyle w:val="ListParagraph"/>
+        <w:numPr>
+          <w:ilvl w:val="0"/>
+          <w:numId w:val="1"/>
+        </w:numPr>
+        <w:spacing w:after="60" w:line="260"/>
+      </w:pPr>
+      <w:r>
+        <w:rPr>
+          <w:sz w:val="21"/>
+          <w:szCs w:val="21"/>
+        </w:rPr>
+        <w:t xml:space="preserve">Email: Resend SMTP (useadhera.com verified; noreply@useadhera.com)</w:t>
+      </w:r>
+    </w:p>
+    <w:p>
+      <w:pPr>
+        <w:pStyle w:val="ListParagraph"/>
+        <w:numPr>
+          <w:ilvl w:val="0"/>
+          <w:numId w:val="1"/>
+        </w:numPr>
+        <w:spacing w:after="60" w:line="260"/>
+      </w:pPr>
+      <w:r>
+        <w:rPr>
+          <w:sz w:val="21"/>
+          <w:szCs w:val="21"/>
+        </w:rPr>
+        <w:t xml:space="preserve">Notifications: Browser Notification API + Service Worker (web); FCM config for native</w:t>
+      </w:r>
+    </w:p>
+    <w:p>
+      <w:pPr>
+        <w:pStyle w:val="ListParagraph"/>
+        <w:numPr>
+          <w:ilvl w:val="0"/>
+          <w:numId w:val="1"/>
+        </w:numPr>
+        <w:spacing w:after="60" w:line="260"/>
+      </w:pPr>
+      <w:r>
+        <w:rPr>
+          <w:sz w:val="21"/>
+          <w:szCs w:val="21"/>
+        </w:rPr>
+        <w:t xml:space="preserve">Languages: 12 (EN, FR, ES, PT, AR, SW, HA, IG, YO, ZH, DE, IT)</w:t>
+      </w:r>
+    </w:p>
+    <w:p>
+      <w:pPr>
+        <w:pStyle w:val="ListParagraph"/>
+        <w:numPr>
+          <w:ilvl w:val="0"/>
+          <w:numId w:val="1"/>
+        </w:numPr>
+        <w:spacing w:after="60" w:line="260"/>
+      </w:pPr>
+      <w:r>
+        <w:rPr>
+          <w:sz w:val="21"/>
+          <w:szCs w:val="21"/>
+        </w:rPr>
+        <w:t xml:space="preserve">PWA: manifest + service worker (adhera-v3 cache) + full icon set</w:t>
+      </w:r>
+    </w:p>
+    <w:p>
+      <w:pPr>
+        <w:pStyle w:val="ListParagraph"/>
+        <w:numPr>
+          <w:ilvl w:val="0"/>
+          <w:numId w:val="1"/>
+        </w:numPr>
+        <w:spacing w:after="60" w:line="260"/>
+      </w:pPr>
+      <w:r>
+        <w:rPr>
+          <w:sz w:val="21"/>
+          <w:szCs w:val="21"/>
+        </w:rPr>
+        <w:t xml:space="preserve">Code Quality: 0 ESLint errors; typed data layer (PostgrestError); API rate limiting on payment routes</w:t>
+      </w:r>
+    </w:p>
+    <w:p>
+      <w:pPr>
+        <w:pStyle w:val="ListParagraph"/>
+        <w:numPr>
+          <w:ilvl w:val="0"/>
+          <w:numId w:val="1"/>
+        </w:numPr>
+        <w:spacing w:after="60" w:line="260"/>
+      </w:pPr>
+      <w:r>
+        <w:rPr>
+          <w:sz w:val="21"/>
+          <w:szCs w:val="21"/>
+        </w:rPr>
+        <w:t xml:space="preserve">Regulatory: general wellness classification (exempt from FDA/MDR); HIPAA-ready roadmap; GDPR tooling shipped</w:t>
+      </w:r>
+    </w:p>
+    <w:p>
+      <w:pPr>
+        <w:pStyle w:val="ListParagraph"/>
+        <w:numPr>
+          <w:ilvl w:val="0"/>
+          <w:numId w:val="1"/>
+        </w:numPr>
+        <w:spacing w:after="60" w:line="260"/>
+      </w:pPr>
+      <w:r>
+        <w:rPr>
+          <w:sz w:val="21"/>
+          <w:szCs w:val="21"/>
+        </w:rPr>
+        <w:t xml:space="preserve">Approximate build health: next build + TypeScript pass clean</w:t>
       </w:r>
     </w:p>
     <w:p>
